--- a/docs/manual-propuesta-pago/Manual_Usuario_AnitaERP_Propuesta_Pagos.docx
+++ b/docs/manual-propuesta-pago/Manual_Usuario_AnitaERP_Propuesta_Pagos.docx
@@ -48,7 +48,7 @@
           <w:sz w:val="24"/>
           <w:szCs w:val="24"/>
         </w:rPr>
-        <w:t xml:space="preserve">Empresa: </w:t>
+        <w:t xml:space="preserve">Empresa: AGG</w:t>
       </w:r>
     </w:p>
     <w:p>
@@ -60,7 +60,7 @@
           <w:sz w:val="22"/>
           <w:szCs w:val="22"/>
         </w:rPr>
-        <w:t xml:space="preserve">Versión 1.1 — agosto 2026</w:t>
+        <w:t xml:space="preserve">Versión 1.2 — octubre 2026</w:t>
       </w:r>
     </w:p>
     <w:p/>
@@ -74,7 +74,7 @@
           <w:sz w:val="20"/>
           <w:szCs w:val="20"/>
         </w:rPr>
-        <w:t xml:space="preserve">URL: http://10.20.30.210/seguridad/login</w:t>
+        <w:t xml:space="preserve">URL: http://10.20.30.210/anitaERP/public/seguridad/login</w:t>
       </w:r>
     </w:p>
     <w:p>
@@ -259,7 +259,7 @@
           <w:sz w:val="22"/>
           <w:szCs w:val="22"/>
         </w:rPr>
-        <w:t xml:space="preserve">17. Relación con OP, SP e IE</w:t>
+        <w:t xml:space="preserve">17. Devolución de retenciones (herramienta OP)</w:t>
       </w:r>
     </w:p>
     <w:p>
@@ -269,7 +269,37 @@
           <w:sz w:val="22"/>
           <w:szCs w:val="22"/>
         </w:rPr>
-        <w:t xml:space="preserve">18. Buenas prácticas y preguntas frecuentes</w:t>
+        <w:t xml:space="preserve">17.b Pantallas del modal y de la edición</w:t>
+      </w:r>
+    </w:p>
+    <w:p>
+      <w:pPr/>
+      <w:r>
+        <w:rPr>
+          <w:sz w:val="22"/>
+          <w:szCs w:val="22"/>
+        </w:rPr>
+        <w:t xml:space="preserve">18. Impacto en declaraciones juradas de impuestos</w:t>
+      </w:r>
+    </w:p>
+    <w:p>
+      <w:pPr/>
+      <w:r>
+        <w:rPr>
+          <w:sz w:val="22"/>
+          <w:szCs w:val="22"/>
+        </w:rPr>
+        <w:t xml:space="preserve">19. Relación con OP, SP e IE</w:t>
+      </w:r>
+    </w:p>
+    <w:p>
+      <w:pPr/>
+      <w:r>
+        <w:rPr>
+          <w:sz w:val="22"/>
+          <w:szCs w:val="22"/>
+        </w:rPr>
+        <w:t xml:space="preserve">20. Buenas prácticas y preguntas frecuentes</w:t>
       </w:r>
     </w:p>
     <w:p>
@@ -2521,6 +2551,76 @@
                 <w:sz w:val="20"/>
                 <w:szCs w:val="20"/>
               </w:rPr>
+              <w:t xml:space="preserve">devolver-retenciones-pagoproveedor</w:t>
+            </w:r>
+          </w:p>
+        </w:tc>
+        <w:tc>
+          <w:tcPr>
+            <w:tcW w:w="2800" w:type="dxa"/>
+            <w:noWrap/>
+          </w:tcPr>
+          <w:p>
+            <w:pPr/>
+            <w:r>
+              <w:rPr>
+                <w:sz w:val="20"/>
+                <w:szCs w:val="20"/>
+              </w:rPr>
+              <w:t xml:space="preserve">Devolver retenciones mal practicadas (parcial, sin revertir la OP)</w:t>
+            </w:r>
+          </w:p>
+        </w:tc>
+      </w:tr>
+      <w:tr>
+        <w:trPr/>
+        <w:tc>
+          <w:tcPr>
+            <w:tcW w:w="2800" w:type="dxa"/>
+            <w:noWrap/>
+          </w:tcPr>
+          <w:p>
+            <w:pPr/>
+            <w:r>
+              <w:rPr>
+                <w:sz w:val="20"/>
+                <w:szCs w:val="20"/>
+              </w:rPr>
+              <w:t xml:space="preserve">revertir-pagoproveedor</w:t>
+            </w:r>
+          </w:p>
+        </w:tc>
+        <w:tc>
+          <w:tcPr>
+            <w:tcW w:w="2800" w:type="dxa"/>
+            <w:noWrap/>
+          </w:tcPr>
+          <w:p>
+            <w:pPr/>
+            <w:r>
+              <w:rPr>
+                <w:sz w:val="20"/>
+                <w:szCs w:val="20"/>
+              </w:rPr>
+              <w:t xml:space="preserve">Revertir OP completa (AOP compensatorio)</w:t>
+            </w:r>
+          </w:p>
+        </w:tc>
+      </w:tr>
+      <w:tr>
+        <w:trPr/>
+        <w:tc>
+          <w:tcPr>
+            <w:tcW w:w="2800" w:type="dxa"/>
+            <w:noWrap/>
+          </w:tcPr>
+          <w:p>
+            <w:pPr/>
+            <w:r>
+              <w:rPr>
+                <w:sz w:val="20"/>
+                <w:szCs w:val="20"/>
+              </w:rPr>
               <w:t xml:space="preserve">listar-solicitud-pago / listar-ingresos-egresos-caja</w:t>
             </w:r>
           </w:p>
@@ -2771,35 +2871,6 @@
       </w:r>
       <w:bookmarkEnd w:id="5"/>
     </w:p>
-    <w:p>
-      <w:pPr>
-        <w:jc w:val="center"/>
-      </w:pPr>
-      <w:r>
-        <w:pict>
-          <v:shape type="#_x0000_t75" stroked="f" style="width:450pt; height:267.1875pt; margin-left:0pt; margin-top:0pt; mso-position-horizontal:left; mso-position-vertical:top; mso-position-horizontal-relative:char; mso-position-vertical-relative:line;">
-            <w10:wrap type="inline"/>
-            <v:imagedata r:id="rId7" o:title=""/>
-          </v:shape>
-        </w:pict>
-      </w:r>
-    </w:p>
-    <w:p>
-      <w:pPr>
-        <w:jc w:val="center"/>
-      </w:pPr>
-      <w:r>
-        <w:rPr>
-          <w:color w:val="666666"/>
-          <w:sz w:val="18"/>
-          <w:szCs w:val="18"/>
-          <w:i w:val="1"/>
-          <w:iCs w:val="1"/>
-        </w:rPr>
-        <w:t xml:space="preserve">Configuración Premium / Light por empresa</w:t>
-      </w:r>
-    </w:p>
-    <w:p/>
     <w:p>
       <w:pPr>
         <w:jc w:val="center"/>
@@ -3191,35 +3262,6 @@
     <w:p/>
     <w:p>
       <w:pPr>
-        <w:jc w:val="center"/>
-      </w:pPr>
-      <w:r>
-        <w:pict>
-          <v:shape type="#_x0000_t75" stroked="f" style="width:450pt; height:267.1875pt; margin-left:0pt; margin-top:0pt; mso-position-horizontal:left; mso-position-vertical:top; mso-position-horizontal-relative:char; mso-position-vertical-relative:line;">
-            <w10:wrap type="inline"/>
-            <v:imagedata r:id="rId8" o:title=""/>
-          </v:shape>
-        </w:pict>
-      </w:r>
-    </w:p>
-    <w:p>
-      <w:pPr>
-        <w:jc w:val="center"/>
-      </w:pPr>
-      <w:r>
-        <w:rPr>
-          <w:color w:val="666666"/>
-          <w:sz w:val="18"/>
-          <w:szCs w:val="18"/>
-          <w:i w:val="1"/>
-          <w:iCs w:val="1"/>
-        </w:rPr>
-        <w:t xml:space="preserve">Listado de propuestas de pagos</w:t>
-      </w:r>
-    </w:p>
-    <w:p/>
-    <w:p>
-      <w:pPr>
         <w:jc w:val="both"/>
         <w:spacing w:after="120"/>
       </w:pPr>
@@ -3915,35 +3957,6 @@
     <w:p/>
     <w:p>
       <w:pPr>
-        <w:jc w:val="center"/>
-      </w:pPr>
-      <w:r>
-        <w:pict>
-          <v:shape type="#_x0000_t75" stroked="f" style="width:450pt; height:267.1875pt; margin-left:0pt; margin-top:0pt; mso-position-horizontal:left; mso-position-vertical:top; mso-position-horizontal-relative:char; mso-position-vertical-relative:line;">
-            <w10:wrap type="inline"/>
-            <v:imagedata r:id="rId9" o:title=""/>
-          </v:shape>
-        </w:pict>
-      </w:r>
-    </w:p>
-    <w:p>
-      <w:pPr>
-        <w:jc w:val="center"/>
-      </w:pPr>
-      <w:r>
-        <w:rPr>
-          <w:color w:val="666666"/>
-          <w:sz w:val="18"/>
-          <w:szCs w:val="18"/>
-          <w:i w:val="1"/>
-          <w:iCs w:val="1"/>
-        </w:rPr>
-        <w:t xml:space="preserve">Alta de propuesta y grilla de deuda</w:t>
-      </w:r>
-    </w:p>
-    <w:p/>
-    <w:p>
-      <w:pPr>
         <w:jc w:val="both"/>
         <w:spacing w:after="120"/>
       </w:pPr>
@@ -5716,35 +5729,6 @@
     <w:p/>
     <w:p>
       <w:pPr>
-        <w:jc w:val="center"/>
-      </w:pPr>
-      <w:r>
-        <w:pict>
-          <v:shape type="#_x0000_t75" stroked="f" style="width:450pt; height:267.1875pt; margin-left:0pt; margin-top:0pt; mso-position-horizontal:left; mso-position-vertical:top; mso-position-horizontal-relative:char; mso-position-vertical-relative:line;">
-            <w10:wrap type="inline"/>
-            <v:imagedata r:id="rId10" o:title=""/>
-          </v:shape>
-        </w:pict>
-      </w:r>
-    </w:p>
-    <w:p>
-      <w:pPr>
-        <w:jc w:val="center"/>
-      </w:pPr>
-      <w:r>
-        <w:rPr>
-          <w:color w:val="666666"/>
-          <w:sz w:val="18"/>
-          <w:szCs w:val="18"/>
-          <w:i w:val="1"/>
-          <w:iCs w:val="1"/>
-        </w:rPr>
-        <w:t xml:space="preserve">Instrumentos y exclusiones post-aprobación</w:t>
-      </w:r>
-    </w:p>
-    <w:p/>
-    <w:p>
-      <w:pPr>
         <w:jc w:val="both"/>
         <w:spacing w:after="120"/>
       </w:pPr>
@@ -5829,35 +5813,6 @@
       </w:r>
       <w:bookmarkEnd w:id="10"/>
     </w:p>
-    <w:p>
-      <w:pPr>
-        <w:jc w:val="center"/>
-      </w:pPr>
-      <w:r>
-        <w:pict>
-          <v:shape type="#_x0000_t75" stroked="f" style="width:450pt; height:267.1875pt; margin-left:0pt; margin-top:0pt; mso-position-horizontal:left; mso-position-vertical:top; mso-position-horizontal-relative:char; mso-position-vertical-relative:line;">
-            <w10:wrap type="inline"/>
-            <v:imagedata r:id="rId11" o:title=""/>
-          </v:shape>
-        </w:pict>
-      </w:r>
-    </w:p>
-    <w:p>
-      <w:pPr>
-        <w:jc w:val="center"/>
-      </w:pPr>
-      <w:r>
-        <w:rPr>
-          <w:color w:val="666666"/>
-          <w:sz w:val="18"/>
-          <w:szCs w:val="18"/>
-          <w:i w:val="1"/>
-          <w:iCs w:val="1"/>
-        </w:rPr>
-        <w:t xml:space="preserve">Ejecución del lote hacia órdenes de pago</w:t>
-      </w:r>
-    </w:p>
-    <w:p/>
     <w:p>
       <w:pPr>
         <w:jc w:val="center"/>
@@ -6624,35 +6579,6 @@
     <w:p/>
     <w:p>
       <w:pPr>
-        <w:jc w:val="center"/>
-      </w:pPr>
-      <w:r>
-        <w:pict>
-          <v:shape type="#_x0000_t75" stroked="f" style="width:450pt; height:267.1875pt; margin-left:0pt; margin-top:0pt; mso-position-horizontal:left; mso-position-vertical:top; mso-position-horizontal-relative:char; mso-position-vertical-relative:line;">
-            <w10:wrap type="inline"/>
-            <v:imagedata r:id="rId12" o:title=""/>
-          </v:shape>
-        </w:pict>
-      </w:r>
-    </w:p>
-    <w:p>
-      <w:pPr>
-        <w:jc w:val="center"/>
-      </w:pPr>
-      <w:r>
-        <w:rPr>
-          <w:color w:val="666666"/>
-          <w:sz w:val="18"/>
-          <w:szCs w:val="18"/>
-          <w:i w:val="1"/>
-          <w:iCs w:val="1"/>
-        </w:rPr>
-        <w:t xml:space="preserve">Lote bancario: generar, exportar y marcar enviado</w:t>
-      </w:r>
-    </w:p>
-    <w:p/>
-    <w:p>
-      <w:pPr>
         <w:jc w:val="both"/>
         <w:spacing w:after="120"/>
       </w:pPr>
@@ -6738,35 +6664,6 @@
       </w:r>
       <w:bookmarkEnd w:id="12"/>
     </w:p>
-    <w:p>
-      <w:pPr>
-        <w:jc w:val="center"/>
-      </w:pPr>
-      <w:r>
-        <w:pict>
-          <v:shape type="#_x0000_t75" stroked="f" style="width:450pt; height:267.1875pt; margin-left:0pt; margin-top:0pt; mso-position-horizontal:left; mso-position-vertical:top; mso-position-horizontal-relative:char; mso-position-vertical-relative:line;">
-            <w10:wrap type="inline"/>
-            <v:imagedata r:id="rId13" o:title=""/>
-          </v:shape>
-        </w:pict>
-      </w:r>
-    </w:p>
-    <w:p>
-      <w:pPr>
-        <w:jc w:val="center"/>
-      </w:pPr>
-      <w:r>
-        <w:rPr>
-          <w:color w:val="666666"/>
-          <w:sz w:val="18"/>
-          <w:szCs w:val="18"/>
-          <w:i w:val="1"/>
-          <w:iCs w:val="1"/>
-        </w:rPr>
-        <w:t xml:space="preserve">Workbench de clearing bancario</w:t>
-      </w:r>
-    </w:p>
-    <w:p/>
     <w:p>
       <w:pPr>
         <w:jc w:val="center"/>
@@ -7494,35 +7391,6 @@
     <w:p/>
     <w:p>
       <w:pPr>
-        <w:jc w:val="center"/>
-      </w:pPr>
-      <w:r>
-        <w:pict>
-          <v:shape type="#_x0000_t75" stroked="f" style="width:450pt; height:267.1875pt; margin-left:0pt; margin-top:0pt; mso-position-horizontal:left; mso-position-vertical:top; mso-position-horizontal-relative:char; mso-position-vertical-relative:line;">
-            <w10:wrap type="inline"/>
-            <v:imagedata r:id="rId14" o:title=""/>
-          </v:shape>
-        </w:pict>
-      </w:r>
-    </w:p>
-    <w:p>
-      <w:pPr>
-        <w:jc w:val="center"/>
-      </w:pPr>
-      <w:r>
-        <w:rPr>
-          <w:color w:val="666666"/>
-          <w:sz w:val="18"/>
-          <w:szCs w:val="18"/>
-          <w:i w:val="1"/>
-          <w:iCs w:val="1"/>
-        </w:rPr>
-        <w:t xml:space="preserve">Proyección de pagos: filtros, tramos y columnas</w:t>
-      </w:r>
-    </w:p>
-    <w:p/>
-    <w:p>
-      <w:pPr>
         <w:jc w:val="both"/>
         <w:spacing w:after="120"/>
       </w:pPr>
@@ -8091,7 +7959,7 @@
                 <w:sz w:val="20"/>
                 <w:szCs w:val="20"/>
               </w:rPr>
-              <w:t xml:space="preserve">Cuenta imputada en la línea del comprobante</w:t>
+              <w:t xml:space="preserve">Concepto de cash flow cargado en el comprobante</w:t>
             </w:r>
           </w:p>
         </w:tc>
@@ -8126,7 +7994,7 @@
                 <w:sz w:val="20"/>
                 <w:szCs w:val="20"/>
               </w:rPr>
-              <w:t xml:space="preserve">Cuenta de mayor peso del asiento (prioriza resultados sobre pasivo)</w:t>
+              <w:t xml:space="preserve">Cuenta de gasto imputada (no IVA crédito ni pasivo)</w:t>
             </w:r>
           </w:p>
         </w:tc>
@@ -8146,6 +8014,41 @@
                 <w:szCs w:val="20"/>
               </w:rPr>
               <w:t xml:space="preserve">4</w:t>
+            </w:r>
+          </w:p>
+        </w:tc>
+        <w:tc>
+          <w:tcPr>
+            <w:tcW w:w="2800" w:type="dxa"/>
+            <w:noWrap/>
+          </w:tcPr>
+          <w:p>
+            <w:pPr/>
+            <w:r>
+              <w:rPr>
+                <w:sz w:val="20"/>
+                <w:szCs w:val="20"/>
+              </w:rPr>
+              <w:t xml:space="preserve">Cuenta de gasto del asiento (prioriza resultados; ignora IVA y pasivo)</w:t>
+            </w:r>
+          </w:p>
+        </w:tc>
+      </w:tr>
+      <w:tr>
+        <w:trPr/>
+        <w:tc>
+          <w:tcPr>
+            <w:tcW w:w="2800" w:type="dxa"/>
+            <w:noWrap/>
+          </w:tcPr>
+          <w:p>
+            <w:pPr/>
+            <w:r>
+              <w:rPr>
+                <w:sz w:val="20"/>
+                <w:szCs w:val="20"/>
+              </w:rPr>
+              <w:t xml:space="preserve">5</w:t>
             </w:r>
           </w:p>
         </w:tc>
@@ -8931,35 +8834,6 @@
     <w:p/>
     <w:p>
       <w:pPr>
-        <w:jc w:val="center"/>
-      </w:pPr>
-      <w:r>
-        <w:pict>
-          <v:shape type="#_x0000_t75" stroked="f" style="width:450pt; height:267.1875pt; margin-left:0pt; margin-top:0pt; mso-position-horizontal:left; mso-position-vertical:top; mso-position-horizontal-relative:char; mso-position-vertical-relative:line;">
-            <w10:wrap type="inline"/>
-            <v:imagedata r:id="rId15" o:title=""/>
-          </v:shape>
-        </w:pict>
-      </w:r>
-    </w:p>
-    <w:p>
-      <w:pPr>
-        <w:jc w:val="center"/>
-      </w:pPr>
-      <w:r>
-        <w:rPr>
-          <w:color w:val="666666"/>
-          <w:sz w:val="18"/>
-          <w:szCs w:val="18"/>
-          <w:i w:val="1"/>
-          <w:iCs w:val="1"/>
-        </w:rPr>
-        <w:t xml:space="preserve">Cockpit: KPIs, forecast y grilla SP+IE+PP</w:t>
-      </w:r>
-    </w:p>
-    <w:p/>
-    <w:p>
-      <w:pPr>
         <w:jc w:val="both"/>
         <w:spacing w:after="120"/>
       </w:pPr>
@@ -9387,35 +9261,6 @@
     <w:p/>
     <w:p>
       <w:pPr>
-        <w:jc w:val="center"/>
-      </w:pPr>
-      <w:r>
-        <w:pict>
-          <v:shape type="#_x0000_t75" stroked="f" style="width:450pt; height:267.1875pt; margin-left:0pt; margin-top:0pt; mso-position-horizontal:left; mso-position-vertical:top; mso-position-horizontal-relative:char; mso-position-vertical-relative:line;">
-            <w10:wrap type="inline"/>
-            <v:imagedata r:id="rId16" o:title=""/>
-          </v:shape>
-        </w:pict>
-      </w:r>
-    </w:p>
-    <w:p>
-      <w:pPr>
-        <w:jc w:val="center"/>
-      </w:pPr>
-      <w:r>
-        <w:rPr>
-          <w:color w:val="666666"/>
-          <w:sz w:val="18"/>
-          <w:szCs w:val="18"/>
-          <w:i w:val="1"/>
-          <w:iCs w:val="1"/>
-        </w:rPr>
-        <w:t xml:space="preserve">Reabrir, parcial y propuesta delta</w:t>
-      </w:r>
-    </w:p>
-    <w:p/>
-    <w:p>
-      <w:pPr>
         <w:jc w:val="both"/>
         <w:spacing w:after="120"/>
       </w:pPr>
@@ -9838,13 +9683,74 @@
     <w:p/>
     <w:p>
       <w:pPr>
+        <w:jc w:val="both"/>
+        <w:spacing w:after="120"/>
+      </w:pPr>
+      <w:r>
+        <w:rPr>
+          <w:sz w:val="22"/>
+          <w:szCs w:val="22"/>
+        </w:rPr>
+        <w:t xml:space="preserve">Desde la propuesta: Auditoría (pantalla y PDF). Resume montos, líneas incluidas/ejecutadas/pendientes/excluidas, historia de estados con usuario, firmas del árbol PP (nivel, destinatario, fechas), OP con marca de bloqueo banco, y lotes bancarios (estado, archivo, driver, enviado).</w:t>
+      </w:r>
+    </w:p>
+    <w:p>
+      <w:pPr>
+        <w:jc w:val="both"/>
+        <w:spacing w:after="120"/>
+      </w:pPr>
+      <w:r>
+        <w:rPr>
+          <w:sz w:val="22"/>
+          <w:szCs w:val="22"/>
+        </w:rPr>
+        <w:t xml:space="preserve">Use este pack para auditorías internas, compliance y para responder “quién autorizó este desembolso”.</w:t>
+      </w:r>
+    </w:p>
+    <w:p>
+      <w:pPr>
+        <w:numPr>
+          <w:ilvl w:val="0"/>
+          <w:numId w:val=""/>
+        </w:numPr>
+      </w:pPr>
+      <w:r>
+        <w:rPr/>
+        <w:t xml:space="preserve">La historia de estados también se ve al pie de la edición de la propuesta.</w:t>
+      </w:r>
+    </w:p>
+    <w:p>
+      <w:pPr>
+        <w:numPr>
+          <w:ilvl w:val="0"/>
+          <w:numId w:val=""/>
+        </w:numPr>
+      </w:pPr>
+      <w:r>
+        <w:rPr/>
+        <w:t xml:space="preserve">Conserve el PDF de auditoría junto al archivo bancario del lote cuando el banco lo requiera.</w:t>
+      </w:r>
+    </w:p>
+    <w:p/>
+    <w:p>
+      <w:pPr>
+        <w:pStyle w:val="Heading2"/>
+      </w:pPr>
+      <w:bookmarkStart w:id="17" w:name="_Toc17"/>
+      <w:r>
+        <w:t>17. Devolución de retenciones (herramienta OP)</w:t>
+      </w:r>
+      <w:bookmarkEnd w:id="17"/>
+    </w:p>
+    <w:p>
+      <w:pPr>
         <w:jc w:val="center"/>
       </w:pPr>
       <w:r>
         <w:pict>
           <v:shape type="#_x0000_t75" stroked="f" style="width:450pt; height:267.1875pt; margin-left:0pt; margin-top:0pt; mso-position-horizontal:left; mso-position-vertical:top; mso-position-horizontal-relative:char; mso-position-vertical-relative:line;">
             <w10:wrap type="inline"/>
-            <v:imagedata r:id="rId17" o:title=""/>
+            <v:imagedata r:id="rId18" o:title=""/>
           </v:shape>
         </w:pict>
       </w:r>
@@ -9861,7 +9767,7 @@
           <w:i w:val="1"/>
           <w:iCs w:val="1"/>
         </w:rPr>
-        <w:t xml:space="preserve">Pack de auditoría / compliance</w:t>
+        <w:t xml:space="preserve">Listado de órdenes de pago — acción Devolver retenciones</w:t>
       </w:r>
     </w:p>
     <w:p/>
@@ -9875,7 +9781,7 @@
           <w:sz w:val="22"/>
           <w:szCs w:val="22"/>
         </w:rPr>
-        <w:t xml:space="preserve">Desde la propuesta: Auditoría (pantalla y PDF). Resume montos, líneas incluidas/ejecutadas/pendientes/excluidas, historia de estados con usuario, firmas del árbol PP (nivel, destinatario, fechas), OP con marca de bloqueo banco, y lotes bancarios (estado, archivo, driver, enviado).</w:t>
+        <w:t xml:space="preserve">Cuando se practicó una retención de más (o no correspondía) pero el pago de las facturas es correcto, no use Revertir la OP completa: eso reabre la cuenta corriente, deshace cheques/transferencias y genera un AOP total. Use la herramienta Devolver retenciones.</w:t>
       </w:r>
     </w:p>
     <w:p>
@@ -9888,9 +9794,456 @@
           <w:sz w:val="22"/>
           <w:szCs w:val="22"/>
         </w:rPr>
-        <w:t xml:space="preserve">Use este pack para auditorías internas, compliance y para responder “quién autorizó este desembolso”.</w:t>
-      </w:r>
-    </w:p>
+        <w:t xml:space="preserve">Ubicación: Compras → Cuentas a pagar → Pago a proveedores (`compras/pagoproveedor`). En el listado, sobre una OP CONFIRMADA / PAGADA / CONCILIADA con retenciones, el icono de devolución (↩) abre el modal. También está el botón Devolver retenciones en la edición de la OP, junto a Revertir.</w:t>
+      </w:r>
+    </w:p>
+    <w:p>
+      <w:pPr>
+        <w:jc w:val="both"/>
+        <w:spacing w:after="120"/>
+      </w:pPr>
+      <w:r>
+        <w:rPr>
+          <w:sz w:val="22"/>
+          <w:szCs w:val="22"/>
+        </w:rPr>
+        <w:t xml:space="preserve">Permiso requerido: `devolver-retenciones-pagoproveedor` (roles de tesorería, pagos y contaduría según matriz). Sin ese permiso la acción no aparece.</w:t>
+      </w:r>
+    </w:p>
+    <w:p>
+      <w:pPr>
+        <w:jc w:val="both"/>
+        <w:spacing w:after="120"/>
+      </w:pPr>
+      <w:r>
+        <w:rPr>
+          <w:sz w:val="22"/>
+          <w:szCs w:val="22"/>
+        </w:rPr>
+        <w:t xml:space="preserve">Qué genera el sistema al confirmar: (1) una OP hija tipificada OPP con detalle `DEV RET OPP {nro origen}`; (2) líneas de `pagoproveedor_retencion` con importe negativo por lo seleccionado; (3) movimiento de caja (transferencia o cheque propio) y asiento Debe cuentas de retención / Haber banco o CHP; (4) réplica Anita de retenciones AOP parcial + tesorería; (5) apertura automática de la impresión de esa OP hija.</w:t>
+      </w:r>
+    </w:p>
+    <w:p>
+      <w:pPr>
+        <w:jc w:val="both"/>
+        <w:spacing w:after="120"/>
+      </w:pPr>
+      <w:r>
+        <w:rPr>
+          <w:sz w:val="22"/>
+          <w:szCs w:val="22"/>
+        </w:rPr>
+        <w:t xml:space="preserve">La OP origen permanece CONFIRMADA. No se compensan facturas ni se anulan certificados ya emitidos: el crédito impositivo lo aporta la OP hija.</w:t>
+      </w:r>
+    </w:p>
+    <w:p>
+      <w:pPr/>
+      <w:r>
+        <w:rPr>
+          <w:color w:val="666666"/>
+          <w:sz w:val="18"/>
+          <w:szCs w:val="18"/>
+          <w:i w:val="1"/>
+          <w:iCs w:val="1"/>
+        </w:rPr>
+        <w:t xml:space="preserve">Paso a paso operativo</w:t>
+      </w:r>
+    </w:p>
+    <w:tbl>
+      <w:tblGrid>
+        <w:gridCol w:w="2800" w:type="dxa"/>
+        <w:gridCol w:w="2800" w:type="dxa"/>
+        <w:gridCol w:w="2800" w:type="dxa"/>
+      </w:tblGrid>
+      <w:tblPr>
+        <w:tblW w:w="0" w:type="auto"/>
+        <w:tblLayout w:type="autofit"/>
+        <w:tblCellMar>
+          <w:top w:w="80" w:type="dxa"/>
+          <w:left w:w="80" w:type="dxa"/>
+          <w:right w:w="80" w:type="dxa"/>
+          <w:bottom w:w="80" w:type="dxa"/>
+        </w:tblCellMar>
+        <w:tblBorders>
+          <w:top w:val="single" w:sz="6" w:color="AAAAAA"/>
+          <w:left w:val="single" w:sz="6" w:color="AAAAAA"/>
+          <w:right w:val="single" w:sz="6" w:color="AAAAAA"/>
+          <w:bottom w:val="single" w:sz="6" w:color="AAAAAA"/>
+          <w:insideH w:val="single" w:sz="6" w:color="AAAAAA"/>
+          <w:insideV w:val="single" w:sz="6" w:color="AAAAAA"/>
+        </w:tblBorders>
+      </w:tblPr>
+      <w:tr>
+        <w:trPr/>
+        <w:tc>
+          <w:tcPr>
+            <w:tcW w:w="2800" w:type="dxa"/>
+            <w:shd w:val="clear" w:fill="2E75B6"/>
+            <w:noWrap/>
+          </w:tcPr>
+          <w:p>
+            <w:pPr/>
+            <w:r>
+              <w:rPr>
+                <w:color w:val="FFFFFF"/>
+                <w:sz w:val="20"/>
+                <w:szCs w:val="20"/>
+                <w:b w:val="1"/>
+                <w:bCs w:val="1"/>
+              </w:rPr>
+              <w:t xml:space="preserve">Paso</w:t>
+            </w:r>
+          </w:p>
+        </w:tc>
+        <w:tc>
+          <w:tcPr>
+            <w:tcW w:w="2800" w:type="dxa"/>
+            <w:shd w:val="clear" w:fill="2E75B6"/>
+            <w:noWrap/>
+          </w:tcPr>
+          <w:p>
+            <w:pPr/>
+            <w:r>
+              <w:rPr>
+                <w:color w:val="FFFFFF"/>
+                <w:sz w:val="20"/>
+                <w:szCs w:val="20"/>
+                <w:b w:val="1"/>
+                <w:bCs w:val="1"/>
+              </w:rPr>
+              <w:t xml:space="preserve">Acción</w:t>
+            </w:r>
+          </w:p>
+        </w:tc>
+        <w:tc>
+          <w:tcPr>
+            <w:tcW w:w="2800" w:type="dxa"/>
+            <w:shd w:val="clear" w:fill="2E75B6"/>
+            <w:noWrap/>
+          </w:tcPr>
+          <w:p>
+            <w:pPr/>
+            <w:r>
+              <w:rPr>
+                <w:color w:val="FFFFFF"/>
+                <w:sz w:val="20"/>
+                <w:szCs w:val="20"/>
+                <w:b w:val="1"/>
+                <w:bCs w:val="1"/>
+              </w:rPr>
+              <w:t xml:space="preserve">Resultado</w:t>
+            </w:r>
+          </w:p>
+        </w:tc>
+      </w:tr>
+      <w:tr>
+        <w:trPr/>
+        <w:tc>
+          <w:tcPr>
+            <w:tcW w:w="2800" w:type="dxa"/>
+            <w:noWrap/>
+          </w:tcPr>
+          <w:p>
+            <w:pPr/>
+            <w:r>
+              <w:rPr>
+                <w:sz w:val="20"/>
+                <w:szCs w:val="20"/>
+              </w:rPr>
+              <w:t xml:space="preserve">1</w:t>
+            </w:r>
+          </w:p>
+        </w:tc>
+        <w:tc>
+          <w:tcPr>
+            <w:tcW w:w="2800" w:type="dxa"/>
+            <w:noWrap/>
+          </w:tcPr>
+          <w:p>
+            <w:pPr/>
+            <w:r>
+              <w:rPr>
+                <w:sz w:val="20"/>
+                <w:szCs w:val="20"/>
+              </w:rPr>
+              <w:t xml:space="preserve">Abrir listado u edición de la OP origen</w:t>
+            </w:r>
+          </w:p>
+        </w:tc>
+        <w:tc>
+          <w:tcPr>
+            <w:tcW w:w="2800" w:type="dxa"/>
+            <w:noWrap/>
+          </w:tcPr>
+          <w:p>
+            <w:pPr/>
+            <w:r>
+              <w:rPr>
+                <w:sz w:val="20"/>
+                <w:szCs w:val="20"/>
+              </w:rPr>
+              <w:t xml:space="preserve">OP con retenciones y estado válido</w:t>
+            </w:r>
+          </w:p>
+        </w:tc>
+      </w:tr>
+      <w:tr>
+        <w:trPr/>
+        <w:tc>
+          <w:tcPr>
+            <w:tcW w:w="2800" w:type="dxa"/>
+            <w:noWrap/>
+          </w:tcPr>
+          <w:p>
+            <w:pPr/>
+            <w:r>
+              <w:rPr>
+                <w:sz w:val="20"/>
+                <w:szCs w:val="20"/>
+              </w:rPr>
+              <w:t xml:space="preserve">2</w:t>
+            </w:r>
+          </w:p>
+        </w:tc>
+        <w:tc>
+          <w:tcPr>
+            <w:tcW w:w="2800" w:type="dxa"/>
+            <w:noWrap/>
+          </w:tcPr>
+          <w:p>
+            <w:pPr/>
+            <w:r>
+              <w:rPr>
+                <w:sz w:val="20"/>
+                <w:szCs w:val="20"/>
+              </w:rPr>
+              <w:t xml:space="preserve">Devolver retenciones</w:t>
+            </w:r>
+          </w:p>
+        </w:tc>
+        <w:tc>
+          <w:tcPr>
+            <w:tcW w:w="2800" w:type="dxa"/>
+            <w:noWrap/>
+          </w:tcPr>
+          <w:p>
+            <w:pPr/>
+            <w:r>
+              <w:rPr>
+                <w:sz w:val="20"/>
+                <w:szCs w:val="20"/>
+              </w:rPr>
+              <w:t xml:space="preserve">Abre el modal</w:t>
+            </w:r>
+          </w:p>
+        </w:tc>
+      </w:tr>
+      <w:tr>
+        <w:trPr/>
+        <w:tc>
+          <w:tcPr>
+            <w:tcW w:w="2800" w:type="dxa"/>
+            <w:noWrap/>
+          </w:tcPr>
+          <w:p>
+            <w:pPr/>
+            <w:r>
+              <w:rPr>
+                <w:sz w:val="20"/>
+                <w:szCs w:val="20"/>
+              </w:rPr>
+              <w:t xml:space="preserve">3</w:t>
+            </w:r>
+          </w:p>
+        </w:tc>
+        <w:tc>
+          <w:tcPr>
+            <w:tcW w:w="2800" w:type="dxa"/>
+            <w:noWrap/>
+          </w:tcPr>
+          <w:p>
+            <w:pPr/>
+            <w:r>
+              <w:rPr>
+                <w:sz w:val="20"/>
+                <w:szCs w:val="20"/>
+              </w:rPr>
+              <w:t xml:space="preserve">Fecha, tildar retenciones, monto, medio y cuenta/chequera</w:t>
+            </w:r>
+          </w:p>
+        </w:tc>
+        <w:tc>
+          <w:tcPr>
+            <w:tcW w:w="2800" w:type="dxa"/>
+            <w:noWrap/>
+          </w:tcPr>
+          <w:p>
+            <w:pPr/>
+            <w:r>
+              <w:rPr>
+                <w:sz w:val="20"/>
+                <w:szCs w:val="20"/>
+              </w:rPr>
+              <w:t xml:space="preserve">Total a devolver calculado</w:t>
+            </w:r>
+          </w:p>
+        </w:tc>
+      </w:tr>
+      <w:tr>
+        <w:trPr/>
+        <w:tc>
+          <w:tcPr>
+            <w:tcW w:w="2800" w:type="dxa"/>
+            <w:noWrap/>
+          </w:tcPr>
+          <w:p>
+            <w:pPr/>
+            <w:r>
+              <w:rPr>
+                <w:sz w:val="20"/>
+                <w:szCs w:val="20"/>
+              </w:rPr>
+              <w:t xml:space="preserve">4</w:t>
+            </w:r>
+          </w:p>
+        </w:tc>
+        <w:tc>
+          <w:tcPr>
+            <w:tcW w:w="2800" w:type="dxa"/>
+            <w:noWrap/>
+          </w:tcPr>
+          <w:p>
+            <w:pPr/>
+            <w:r>
+              <w:rPr>
+                <w:sz w:val="20"/>
+                <w:szCs w:val="20"/>
+              </w:rPr>
+              <w:t xml:space="preserve">Confirmar devolución</w:t>
+            </w:r>
+          </w:p>
+        </w:tc>
+        <w:tc>
+          <w:tcPr>
+            <w:tcW w:w="2800" w:type="dxa"/>
+            <w:noWrap/>
+          </w:tcPr>
+          <w:p>
+            <w:pPr/>
+            <w:r>
+              <w:rPr>
+                <w:sz w:val="20"/>
+                <w:szCs w:val="20"/>
+              </w:rPr>
+              <w:t xml:space="preserve">OP hija DEV RET + caja + asiento + Anita</w:t>
+            </w:r>
+          </w:p>
+        </w:tc>
+      </w:tr>
+      <w:tr>
+        <w:trPr/>
+        <w:tc>
+          <w:tcPr>
+            <w:tcW w:w="2800" w:type="dxa"/>
+            <w:noWrap/>
+          </w:tcPr>
+          <w:p>
+            <w:pPr/>
+            <w:r>
+              <w:rPr>
+                <w:sz w:val="20"/>
+                <w:szCs w:val="20"/>
+              </w:rPr>
+              <w:t xml:space="preserve">5</w:t>
+            </w:r>
+          </w:p>
+        </w:tc>
+        <w:tc>
+          <w:tcPr>
+            <w:tcW w:w="2800" w:type="dxa"/>
+            <w:noWrap/>
+          </w:tcPr>
+          <w:p>
+            <w:pPr/>
+            <w:r>
+              <w:rPr>
+                <w:sz w:val="20"/>
+                <w:szCs w:val="20"/>
+              </w:rPr>
+              <w:t xml:space="preserve">Impresión automática de la OP hija</w:t>
+            </w:r>
+          </w:p>
+        </w:tc>
+        <w:tc>
+          <w:tcPr>
+            <w:tcW w:w="2800" w:type="dxa"/>
+            <w:noWrap/>
+          </w:tcPr>
+          <w:p>
+            <w:pPr/>
+            <w:r>
+              <w:rPr>
+                <w:sz w:val="20"/>
+                <w:szCs w:val="20"/>
+              </w:rPr>
+              <w:t xml:space="preserve">Comprobante para archivo / proveedor</w:t>
+            </w:r>
+          </w:p>
+        </w:tc>
+      </w:tr>
+      <w:tr>
+        <w:trPr/>
+        <w:tc>
+          <w:tcPr>
+            <w:tcW w:w="2800" w:type="dxa"/>
+            <w:noWrap/>
+          </w:tcPr>
+          <w:p>
+            <w:pPr/>
+            <w:r>
+              <w:rPr>
+                <w:sz w:val="20"/>
+                <w:szCs w:val="20"/>
+              </w:rPr>
+              <w:t xml:space="preserve">6</w:t>
+            </w:r>
+          </w:p>
+        </w:tc>
+        <w:tc>
+          <w:tcPr>
+            <w:tcW w:w="2800" w:type="dxa"/>
+            <w:noWrap/>
+          </w:tcPr>
+          <w:p>
+            <w:pPr/>
+            <w:r>
+              <w:rPr>
+                <w:sz w:val="20"/>
+                <w:szCs w:val="20"/>
+              </w:rPr>
+              <w:t xml:space="preserve">Regenerar presentaciones del período</w:t>
+            </w:r>
+          </w:p>
+        </w:tc>
+        <w:tc>
+          <w:tcPr>
+            <w:tcW w:w="2800" w:type="dxa"/>
+            <w:noWrap/>
+          </w:tcPr>
+          <w:p>
+            <w:pPr/>
+            <w:r>
+              <w:rPr>
+                <w:sz w:val="20"/>
+                <w:szCs w:val="20"/>
+              </w:rPr>
+              <w:t xml:space="preserve">SICORE / IIBB (y SUSS/IVA si aplica) incluyen el crédito</w:t>
+            </w:r>
+          </w:p>
+        </w:tc>
+      </w:tr>
+    </w:tbl>
+    <w:p/>
     <w:p>
       <w:pPr>
         <w:numPr>
@@ -9900,7 +10253,7 @@
       </w:pPr>
       <w:r>
         <w:rPr/>
-        <w:t xml:space="preserve">La historia de estados también se ve al pie de la edición de la propuesta.</w:t>
+        <w:t xml:space="preserve">Medios admitidos: transferencia / cuenta banco, o cheque propio (CHP).</w:t>
       </w:r>
     </w:p>
     <w:p>
@@ -9912,20 +10265,627 @@
       </w:pPr>
       <w:r>
         <w:rPr/>
-        <w:t xml:space="preserve">Conserve el PDF de auditoría junto al archivo bancario del lote cuando el banco lo requiera.</w:t>
+        <w:t xml:space="preserve">Puede devolver una o varias retenciones (Ganancias, IVA, SUSS, IIBB) y montos parciales (hasta el disponible = original − ya devuelto en otras DEV RET).</w:t>
+      </w:r>
+    </w:p>
+    <w:p>
+      <w:pPr>
+        <w:numPr>
+          <w:ilvl w:val="0"/>
+          <w:numId w:val=""/>
+        </w:numPr>
+      </w:pPr>
+      <w:r>
+        <w:rPr/>
+        <w:t xml:space="preserve">No use Ingreso/Egreso “a mano” contra la cuenta de retención: el mayor puede cuadrar, pero SICORE/IIBB no reconocen esa NC hasta que exista la OP DEV RET (o un patrón CHP/OPP Debe con emisor proveedor).</w:t>
+      </w:r>
+    </w:p>
+    <w:p>
+      <w:pPr>
+        <w:numPr>
+          <w:ilvl w:val="0"/>
+          <w:numId w:val=""/>
+        </w:numPr>
+      </w:pPr>
+      <w:r>
+        <w:rPr/>
+        <w:t xml:space="preserve">No confunda con Revertir (AOP total) ni con Anular físicamente (borra la OP).</w:t>
       </w:r>
     </w:p>
     <w:p/>
     <w:p>
+      <w:pPr/>
+      <w:r>
+        <w:rPr>
+          <w:color w:val="2E75B6"/>
+          <w:sz w:val="22"/>
+          <w:szCs w:val="22"/>
+          <w:b w:val="1"/>
+          <w:bCs w:val="1"/>
+        </w:rPr>
+        <w:t xml:space="preserve">Herramientas de la pantalla</w:t>
+      </w:r>
+    </w:p>
+    <w:tbl>
+      <w:tblGrid>
+        <w:gridCol w:w="2800" w:type="dxa"/>
+        <w:gridCol w:w="2800" w:type="dxa"/>
+        <w:gridCol w:w="2800" w:type="dxa"/>
+        <w:gridCol w:w="2800" w:type="dxa"/>
+      </w:tblGrid>
+      <w:tblPr>
+        <w:tblW w:w="0" w:type="auto"/>
+        <w:tblLayout w:type="autofit"/>
+        <w:tblCellMar>
+          <w:top w:w="80" w:type="dxa"/>
+          <w:left w:w="80" w:type="dxa"/>
+          <w:right w:w="80" w:type="dxa"/>
+          <w:bottom w:w="80" w:type="dxa"/>
+        </w:tblCellMar>
+        <w:tblBorders>
+          <w:top w:val="single" w:sz="6" w:color="AAAAAA"/>
+          <w:left w:val="single" w:sz="6" w:color="AAAAAA"/>
+          <w:right w:val="single" w:sz="6" w:color="AAAAAA"/>
+          <w:bottom w:val="single" w:sz="6" w:color="AAAAAA"/>
+          <w:insideH w:val="single" w:sz="6" w:color="AAAAAA"/>
+          <w:insideV w:val="single" w:sz="6" w:color="AAAAAA"/>
+        </w:tblBorders>
+      </w:tblPr>
+      <w:tr>
+        <w:trPr/>
+        <w:tc>
+          <w:tcPr>
+            <w:tcW w:w="2800" w:type="dxa"/>
+            <w:shd w:val="clear" w:fill="2E75B6"/>
+            <w:noWrap/>
+          </w:tcPr>
+          <w:p>
+            <w:pPr/>
+            <w:r>
+              <w:rPr>
+                <w:color w:val="FFFFFF"/>
+                <w:sz w:val="20"/>
+                <w:szCs w:val="20"/>
+                <w:b w:val="1"/>
+                <w:bCs w:val="1"/>
+              </w:rPr>
+              <w:t xml:space="preserve">Herramienta</w:t>
+            </w:r>
+          </w:p>
+        </w:tc>
+        <w:tc>
+          <w:tcPr>
+            <w:tcW w:w="2800" w:type="dxa"/>
+            <w:shd w:val="clear" w:fill="2E75B6"/>
+            <w:noWrap/>
+          </w:tcPr>
+          <w:p>
+            <w:pPr/>
+            <w:r>
+              <w:rPr>
+                <w:color w:val="FFFFFF"/>
+                <w:sz w:val="20"/>
+                <w:szCs w:val="20"/>
+                <w:b w:val="1"/>
+                <w:bCs w:val="1"/>
+              </w:rPr>
+              <w:t xml:space="preserve">Ubicación</w:t>
+            </w:r>
+          </w:p>
+        </w:tc>
+        <w:tc>
+          <w:tcPr>
+            <w:tcW w:w="2800" w:type="dxa"/>
+            <w:shd w:val="clear" w:fill="2E75B6"/>
+            <w:noWrap/>
+          </w:tcPr>
+          <w:p>
+            <w:pPr/>
+            <w:r>
+              <w:rPr>
+                <w:color w:val="FFFFFF"/>
+                <w:sz w:val="20"/>
+                <w:szCs w:val="20"/>
+                <w:b w:val="1"/>
+                <w:bCs w:val="1"/>
+              </w:rPr>
+              <w:t xml:space="preserve">Qué hace</w:t>
+            </w:r>
+          </w:p>
+        </w:tc>
+        <w:tc>
+          <w:tcPr>
+            <w:tcW w:w="2800" w:type="dxa"/>
+            <w:shd w:val="clear" w:fill="2E75B6"/>
+            <w:noWrap/>
+          </w:tcPr>
+          <w:p>
+            <w:pPr/>
+            <w:r>
+              <w:rPr>
+                <w:color w:val="FFFFFF"/>
+                <w:sz w:val="20"/>
+                <w:szCs w:val="20"/>
+                <w:b w:val="1"/>
+                <w:bCs w:val="1"/>
+              </w:rPr>
+              <w:t xml:space="preserve">Permiso</w:t>
+            </w:r>
+          </w:p>
+        </w:tc>
+      </w:tr>
+      <w:tr>
+        <w:trPr/>
+        <w:tc>
+          <w:tcPr>
+            <w:tcW w:w="2800" w:type="dxa"/>
+            <w:noWrap/>
+          </w:tcPr>
+          <w:p>
+            <w:pPr/>
+            <w:r>
+              <w:rPr>
+                <w:sz w:val="20"/>
+                <w:szCs w:val="20"/>
+              </w:rPr>
+              <w:t xml:space="preserve">Devolver retenciones (↩)</w:t>
+            </w:r>
+          </w:p>
+        </w:tc>
+        <w:tc>
+          <w:tcPr>
+            <w:tcW w:w="2800" w:type="dxa"/>
+            <w:noWrap/>
+          </w:tcPr>
+          <w:p>
+            <w:pPr/>
+            <w:r>
+              <w:rPr>
+                <w:sz w:val="20"/>
+                <w:szCs w:val="20"/>
+              </w:rPr>
+              <w:t xml:space="preserve">Listado OP — columna acciones</w:t>
+            </w:r>
+          </w:p>
+        </w:tc>
+        <w:tc>
+          <w:tcPr>
+            <w:tcW w:w="2800" w:type="dxa"/>
+            <w:noWrap/>
+          </w:tcPr>
+          <w:p>
+            <w:pPr/>
+            <w:r>
+              <w:rPr>
+                <w:sz w:val="20"/>
+                <w:szCs w:val="20"/>
+              </w:rPr>
+              <w:t xml:space="preserve">Abre el modal de devolución parcial sobre la OP confirmada</w:t>
+            </w:r>
+          </w:p>
+        </w:tc>
+        <w:tc>
+          <w:tcPr>
+            <w:tcW w:w="2800" w:type="dxa"/>
+            <w:noWrap/>
+          </w:tcPr>
+          <w:p>
+            <w:pPr/>
+            <w:r>
+              <w:rPr>
+                <w:sz w:val="20"/>
+                <w:szCs w:val="20"/>
+              </w:rPr>
+              <w:t xml:space="preserve">devolver-retenciones-pagoproveedor</w:t>
+            </w:r>
+          </w:p>
+        </w:tc>
+      </w:tr>
+      <w:tr>
+        <w:trPr/>
+        <w:tc>
+          <w:tcPr>
+            <w:tcW w:w="2800" w:type="dxa"/>
+            <w:noWrap/>
+          </w:tcPr>
+          <w:p>
+            <w:pPr/>
+            <w:r>
+              <w:rPr>
+                <w:sz w:val="20"/>
+                <w:szCs w:val="20"/>
+              </w:rPr>
+              <w:t xml:space="preserve">Devolver retenciones</w:t>
+            </w:r>
+          </w:p>
+        </w:tc>
+        <w:tc>
+          <w:tcPr>
+            <w:tcW w:w="2800" w:type="dxa"/>
+            <w:noWrap/>
+          </w:tcPr>
+          <w:p>
+            <w:pPr/>
+            <w:r>
+              <w:rPr>
+                <w:sz w:val="20"/>
+                <w:szCs w:val="20"/>
+              </w:rPr>
+              <w:t xml:space="preserve">Edición de OP — pie de card</w:t>
+            </w:r>
+          </w:p>
+        </w:tc>
+        <w:tc>
+          <w:tcPr>
+            <w:tcW w:w="2800" w:type="dxa"/>
+            <w:noWrap/>
+          </w:tcPr>
+          <w:p>
+            <w:pPr/>
+            <w:r>
+              <w:rPr>
+                <w:sz w:val="20"/>
+                <w:szCs w:val="20"/>
+              </w:rPr>
+              <w:t xml:space="preserve">Misma herramienta desde la ficha de la OP</w:t>
+            </w:r>
+          </w:p>
+        </w:tc>
+        <w:tc>
+          <w:tcPr>
+            <w:tcW w:w="2800" w:type="dxa"/>
+            <w:noWrap/>
+          </w:tcPr>
+          <w:p>
+            <w:pPr/>
+            <w:r>
+              <w:rPr>
+                <w:sz w:val="20"/>
+                <w:szCs w:val="20"/>
+              </w:rPr>
+              <w:t xml:space="preserve">devolver-retenciones-pagoproveedor</w:t>
+            </w:r>
+          </w:p>
+        </w:tc>
+      </w:tr>
+      <w:tr>
+        <w:trPr/>
+        <w:tc>
+          <w:tcPr>
+            <w:tcW w:w="2800" w:type="dxa"/>
+            <w:noWrap/>
+          </w:tcPr>
+          <w:p>
+            <w:pPr/>
+            <w:r>
+              <w:rPr>
+                <w:sz w:val="20"/>
+                <w:szCs w:val="20"/>
+              </w:rPr>
+              <w:t xml:space="preserve">Checklist retenciones + monto</w:t>
+            </w:r>
+          </w:p>
+        </w:tc>
+        <w:tc>
+          <w:tcPr>
+            <w:tcW w:w="2800" w:type="dxa"/>
+            <w:noWrap/>
+          </w:tcPr>
+          <w:p>
+            <w:pPr/>
+            <w:r>
+              <w:rPr>
+                <w:sz w:val="20"/>
+                <w:szCs w:val="20"/>
+              </w:rPr>
+              <w:t xml:space="preserve">Modal</w:t>
+            </w:r>
+          </w:p>
+        </w:tc>
+        <w:tc>
+          <w:tcPr>
+            <w:tcW w:w="2800" w:type="dxa"/>
+            <w:noWrap/>
+          </w:tcPr>
+          <w:p>
+            <w:pPr/>
+            <w:r>
+              <w:rPr>
+                <w:sz w:val="20"/>
+                <w:szCs w:val="20"/>
+              </w:rPr>
+              <w:t xml:space="preserve">Elige qué retenciones devolver y por cuánto (hasta el disponible)</w:t>
+            </w:r>
+          </w:p>
+        </w:tc>
+        <w:tc>
+          <w:tcPr>
+            <w:tcW w:w="2800" w:type="dxa"/>
+            <w:noWrap/>
+          </w:tcPr>
+          <w:p>
+            <w:pPr/>
+            <w:r>
+              <w:rPr>
+                <w:sz w:val="20"/>
+                <w:szCs w:val="20"/>
+              </w:rPr>
+              <w:t xml:space="preserve">devolver-retenciones-pagoproveedor</w:t>
+            </w:r>
+          </w:p>
+        </w:tc>
+      </w:tr>
+      <w:tr>
+        <w:trPr/>
+        <w:tc>
+          <w:tcPr>
+            <w:tcW w:w="2800" w:type="dxa"/>
+            <w:noWrap/>
+          </w:tcPr>
+          <w:p>
+            <w:pPr/>
+            <w:r>
+              <w:rPr>
+                <w:sz w:val="20"/>
+                <w:szCs w:val="20"/>
+              </w:rPr>
+              <w:t xml:space="preserve">Medio transferencia / CHP</w:t>
+            </w:r>
+          </w:p>
+        </w:tc>
+        <w:tc>
+          <w:tcPr>
+            <w:tcW w:w="2800" w:type="dxa"/>
+            <w:noWrap/>
+          </w:tcPr>
+          <w:p>
+            <w:pPr/>
+            <w:r>
+              <w:rPr>
+                <w:sz w:val="20"/>
+                <w:szCs w:val="20"/>
+              </w:rPr>
+              <w:t xml:space="preserve">Modal</w:t>
+            </w:r>
+          </w:p>
+        </w:tc>
+        <w:tc>
+          <w:tcPr>
+            <w:tcW w:w="2800" w:type="dxa"/>
+            <w:noWrap/>
+          </w:tcPr>
+          <w:p>
+            <w:pPr/>
+            <w:r>
+              <w:rPr>
+                <w:sz w:val="20"/>
+                <w:szCs w:val="20"/>
+              </w:rPr>
+              <w:t xml:space="preserve">Define cómo se paga al proveedor el importe retenido de más</w:t>
+            </w:r>
+          </w:p>
+        </w:tc>
+        <w:tc>
+          <w:tcPr>
+            <w:tcW w:w="2800" w:type="dxa"/>
+            <w:noWrap/>
+          </w:tcPr>
+          <w:p>
+            <w:pPr/>
+            <w:r>
+              <w:rPr>
+                <w:sz w:val="20"/>
+                <w:szCs w:val="20"/>
+              </w:rPr>
+              <w:t xml:space="preserve">devolver-retenciones-pagoproveedor</w:t>
+            </w:r>
+          </w:p>
+        </w:tc>
+      </w:tr>
+      <w:tr>
+        <w:trPr/>
+        <w:tc>
+          <w:tcPr>
+            <w:tcW w:w="2800" w:type="dxa"/>
+            <w:noWrap/>
+          </w:tcPr>
+          <w:p>
+            <w:pPr/>
+            <w:r>
+              <w:rPr>
+                <w:sz w:val="20"/>
+                <w:szCs w:val="20"/>
+              </w:rPr>
+              <w:t xml:space="preserve">Confirmar devolución</w:t>
+            </w:r>
+          </w:p>
+        </w:tc>
+        <w:tc>
+          <w:tcPr>
+            <w:tcW w:w="2800" w:type="dxa"/>
+            <w:noWrap/>
+          </w:tcPr>
+          <w:p>
+            <w:pPr/>
+            <w:r>
+              <w:rPr>
+                <w:sz w:val="20"/>
+                <w:szCs w:val="20"/>
+              </w:rPr>
+              <w:t xml:space="preserve">Modal — pie</w:t>
+            </w:r>
+          </w:p>
+        </w:tc>
+        <w:tc>
+          <w:tcPr>
+            <w:tcW w:w="2800" w:type="dxa"/>
+            <w:noWrap/>
+          </w:tcPr>
+          <w:p>
+            <w:pPr/>
+            <w:r>
+              <w:rPr>
+                <w:sz w:val="20"/>
+                <w:szCs w:val="20"/>
+              </w:rPr>
+              <w:t xml:space="preserve">Genera OP hija DEV RET, caja, asiento, Anita e impresión</w:t>
+            </w:r>
+          </w:p>
+        </w:tc>
+        <w:tc>
+          <w:tcPr>
+            <w:tcW w:w="2800" w:type="dxa"/>
+            <w:noWrap/>
+          </w:tcPr>
+          <w:p>
+            <w:pPr/>
+            <w:r>
+              <w:rPr>
+                <w:sz w:val="20"/>
+                <w:szCs w:val="20"/>
+              </w:rPr>
+              <w:t xml:space="preserve">devolver-retenciones-pagoproveedor</w:t>
+            </w:r>
+          </w:p>
+        </w:tc>
+      </w:tr>
+      <w:tr>
+        <w:trPr/>
+        <w:tc>
+          <w:tcPr>
+            <w:tcW w:w="2800" w:type="dxa"/>
+            <w:noWrap/>
+          </w:tcPr>
+          <w:p>
+            <w:pPr/>
+            <w:r>
+              <w:rPr>
+                <w:sz w:val="20"/>
+                <w:szCs w:val="20"/>
+              </w:rPr>
+              <w:t xml:space="preserve">Revertir (↺)</w:t>
+            </w:r>
+          </w:p>
+        </w:tc>
+        <w:tc>
+          <w:tcPr>
+            <w:tcW w:w="2800" w:type="dxa"/>
+            <w:noWrap/>
+          </w:tcPr>
+          <w:p>
+            <w:pPr/>
+            <w:r>
+              <w:rPr>
+                <w:sz w:val="20"/>
+                <w:szCs w:val="20"/>
+              </w:rPr>
+              <w:t xml:space="preserve">Listado / edición OP</w:t>
+            </w:r>
+          </w:p>
+        </w:tc>
+        <w:tc>
+          <w:tcPr>
+            <w:tcW w:w="2800" w:type="dxa"/>
+            <w:noWrap/>
+          </w:tcPr>
+          <w:p>
+            <w:pPr/>
+            <w:r>
+              <w:rPr>
+                <w:sz w:val="20"/>
+                <w:szCs w:val="20"/>
+              </w:rPr>
+              <w:t xml:space="preserve">AOP total: no usar para retención parcial mal practicada</w:t>
+            </w:r>
+          </w:p>
+        </w:tc>
+        <w:tc>
+          <w:tcPr>
+            <w:tcW w:w="2800" w:type="dxa"/>
+            <w:noWrap/>
+          </w:tcPr>
+          <w:p>
+            <w:pPr/>
+            <w:r>
+              <w:rPr>
+                <w:sz w:val="20"/>
+                <w:szCs w:val="20"/>
+              </w:rPr>
+              <w:t xml:space="preserve">revertir-pagoproveedor</w:t>
+            </w:r>
+          </w:p>
+        </w:tc>
+      </w:tr>
+    </w:tbl>
+    <w:p/>
+    <w:p>
       <w:pPr>
         <w:pStyle w:val="Heading2"/>
       </w:pPr>
-      <w:bookmarkStart w:id="17" w:name="_Toc17"/>
-      <w:r>
-        <w:t>17. Relación con OP, SP e IE</w:t>
-      </w:r>
-      <w:bookmarkEnd w:id="17"/>
-    </w:p>
+      <w:bookmarkStart w:id="18" w:name="_Toc18"/>
+      <w:r>
+        <w:t>17.b Pantallas del modal y de la edición</w:t>
+      </w:r>
+      <w:bookmarkEnd w:id="18"/>
+    </w:p>
+    <w:p>
+      <w:pPr>
+        <w:jc w:val="center"/>
+      </w:pPr>
+      <w:r>
+        <w:pict>
+          <v:shape type="#_x0000_t75" stroked="f" style="width:450pt; height:267.1875pt; margin-left:0pt; margin-top:0pt; mso-position-horizontal:left; mso-position-vertical:top; mso-position-horizontal-relative:char; mso-position-vertical-relative:line;">
+            <w10:wrap type="inline"/>
+            <v:imagedata r:id="rId19" o:title=""/>
+          </v:shape>
+        </w:pict>
+      </w:r>
+    </w:p>
+    <w:p>
+      <w:pPr>
+        <w:jc w:val="center"/>
+      </w:pPr>
+      <w:r>
+        <w:rPr>
+          <w:color w:val="666666"/>
+          <w:sz w:val="18"/>
+          <w:szCs w:val="18"/>
+          <w:i w:val="1"/>
+          <w:iCs w:val="1"/>
+        </w:rPr>
+        <w:t xml:space="preserve">Modal Devolver retenciones — selección, monto y medio</w:t>
+      </w:r>
+    </w:p>
+    <w:p/>
+    <w:p>
+      <w:pPr>
+        <w:jc w:val="center"/>
+      </w:pPr>
+      <w:r>
+        <w:pict>
+          <v:shape type="#_x0000_t75" stroked="f" style="width:450pt; height:267.1875pt; margin-left:0pt; margin-top:0pt; mso-position-horizontal:left; mso-position-vertical:top; mso-position-horizontal-relative:char; mso-position-vertical-relative:line;">
+            <w10:wrap type="inline"/>
+            <v:imagedata r:id="rId20" o:title=""/>
+          </v:shape>
+        </w:pict>
+      </w:r>
+    </w:p>
+    <w:p>
+      <w:pPr>
+        <w:jc w:val="center"/>
+      </w:pPr>
+      <w:r>
+        <w:rPr>
+          <w:color w:val="666666"/>
+          <w:sz w:val="18"/>
+          <w:szCs w:val="18"/>
+          <w:i w:val="1"/>
+          <w:iCs w:val="1"/>
+        </w:rPr>
+        <w:t xml:space="preserve">Edición de OP — botón Devolver retenciones</w:t>
+      </w:r>
+    </w:p>
+    <w:p/>
     <w:p>
       <w:pPr>
         <w:jc w:val="both"/>
@@ -9936,7 +10896,7 @@
           <w:sz w:val="22"/>
           <w:szCs w:val="22"/>
         </w:rPr>
-        <w:t xml:space="preserve">Órdenes de pago (`compras/pagoproveedor`): documento de ejecución del lote (retenciones, aplicación a CC, asiento). Pueden existir OP sin propuesta si la configuración lo permite.</w:t>
+        <w:t xml:space="preserve">El modal muestra la OP y el proveedor en solo lectura, la fecha contable de la devolución, el checklist de retenciones (original, ya devuelto, disponible, a devolver), el medio (transferencia o CHP) y la cuenta banco o chequera. Un aviso fijo recuerda que la OP original no se revierte.</w:t>
       </w:r>
     </w:p>
     <w:p>
@@ -9949,9 +10909,73 @@
           <w:sz w:val="22"/>
           <w:szCs w:val="22"/>
         </w:rPr>
-        <w:t xml:space="preserve">Solicitud de pago: canal de gastos/conceptos con su propio árbol. En el cockpit aparecen junto a las propuestas para ver la cola completa de tesorería.</w:t>
-      </w:r>
-    </w:p>
+        <w:t xml:space="preserve">Desde la ficha de edición de la OP, el mismo modal se abre con el botón Devolver retenciones. Ahí conviene revisar la solapa Retenciones antes de elegir qué devolver.</w:t>
+      </w:r>
+    </w:p>
+    <w:p>
+      <w:pPr>
+        <w:numPr>
+          <w:ilvl w:val="0"/>
+          <w:numId w:val=""/>
+        </w:numPr>
+      </w:pPr>
+      <w:r>
+        <w:rPr/>
+        <w:t xml:space="preserve">Si el disponible es cero, esa línea ya fue devuelta en otra DEV RET.</w:t>
+      </w:r>
+    </w:p>
+    <w:p>
+      <w:pPr>
+        <w:numPr>
+          <w:ilvl w:val="0"/>
+          <w:numId w:val=""/>
+        </w:numPr>
+      </w:pPr>
+      <w:r>
+        <w:rPr/>
+        <w:t xml:space="preserve">Si Anita falla después del commit ERP, el mensaje incluye un aviso: no reintente a ciegas (riesgo de duplicar el desembolso); revise sincronización/auditoría.</w:t>
+      </w:r>
+    </w:p>
+    <w:p/>
+    <w:p>
+      <w:pPr>
+        <w:pStyle w:val="Heading2"/>
+      </w:pPr>
+      <w:bookmarkStart w:id="19" w:name="_Toc19"/>
+      <w:r>
+        <w:t>18. Impacto en declaraciones juradas de impuestos</w:t>
+      </w:r>
+      <w:bookmarkEnd w:id="19"/>
+    </w:p>
+    <w:p>
+      <w:pPr>
+        <w:jc w:val="center"/>
+      </w:pPr>
+      <w:r>
+        <w:pict>
+          <v:shape type="#_x0000_t75" stroked="f" style="width:450pt; height:267.1875pt; margin-left:0pt; margin-top:0pt; mso-position-horizontal:left; mso-position-vertical:top; mso-position-horizontal-relative:char; mso-position-vertical-relative:line;">
+            <w10:wrap type="inline"/>
+            <v:imagedata r:id="rId21" o:title=""/>
+          </v:shape>
+        </w:pict>
+      </w:r>
+    </w:p>
+    <w:p>
+      <w:pPr>
+        <w:jc w:val="center"/>
+      </w:pPr>
+      <w:r>
+        <w:rPr>
+          <w:color w:val="666666"/>
+          <w:sz w:val="18"/>
+          <w:szCs w:val="18"/>
+          <w:i w:val="1"/>
+          <w:iCs w:val="1"/>
+        </w:rPr>
+        <w:t xml:space="preserve">Impacto de la devolución en declaraciones juradas</w:t>
+      </w:r>
+    </w:p>
+    <w:p/>
     <w:p>
       <w:pPr>
         <w:jc w:val="both"/>
@@ -9962,7 +10986,7 @@
           <w:sz w:val="22"/>
           <w:szCs w:val="22"/>
         </w:rPr>
-        <w:t xml:space="preserve">Ingreso/Egreso: omnibus de caja (transferencias entre cuentas, canje de cheques, etc.). No lleva el árbol de retenciones AP; el selector de modo de uso ayuda a elegir el circuito correcto al crear.</w:t>
+        <w:t xml:space="preserve">La devolución parcial está pensada para que Contaduría pueda presentar las DDJJ sin “parche manual” en el archivo, siempre que regenere las liquidaciones del período de la DEV RET (fecha contable del desembolso al proveedor).</w:t>
       </w:r>
     </w:p>
     <w:p>
@@ -9975,6 +10999,987 @@
           <w:sz w:val="22"/>
           <w:szCs w:val="22"/>
         </w:rPr>
+        <w:t xml:space="preserve">Regla general: la retención original de la OP CONFIRMADA sigue figurando como practicada en su fecha; la DEV RET aporta el crédito (nota de crédito / resta) en la fecha de la devolución. Si ambas caen en la misma quincena/mes, el neto del período baja; si caen en períodos distintos, cada uno lleva su signo.</w:t>
+      </w:r>
+    </w:p>
+    <w:p>
+      <w:pPr/>
+      <w:r>
+        <w:rPr>
+          <w:color w:val="666666"/>
+          <w:sz w:val="18"/>
+          <w:szCs w:val="18"/>
+          <w:i w:val="1"/>
+          <w:iCs w:val="1"/>
+        </w:rPr>
+        <w:t xml:space="preserve">Cómo impacta cada presentación</w:t>
+      </w:r>
+    </w:p>
+    <w:tbl>
+      <w:tblGrid>
+        <w:gridCol w:w="2800" w:type="dxa"/>
+        <w:gridCol w:w="2800" w:type="dxa"/>
+        <w:gridCol w:w="2800" w:type="dxa"/>
+        <w:gridCol w:w="2800" w:type="dxa"/>
+      </w:tblGrid>
+      <w:tblPr>
+        <w:tblW w:w="0" w:type="auto"/>
+        <w:tblLayout w:type="autofit"/>
+        <w:tblCellMar>
+          <w:top w:w="80" w:type="dxa"/>
+          <w:left w:w="80" w:type="dxa"/>
+          <w:right w:w="80" w:type="dxa"/>
+          <w:bottom w:w="80" w:type="dxa"/>
+        </w:tblCellMar>
+        <w:tblBorders>
+          <w:top w:val="single" w:sz="6" w:color="AAAAAA"/>
+          <w:left w:val="single" w:sz="6" w:color="AAAAAA"/>
+          <w:right w:val="single" w:sz="6" w:color="AAAAAA"/>
+          <w:bottom w:val="single" w:sz="6" w:color="AAAAAA"/>
+          <w:insideH w:val="single" w:sz="6" w:color="AAAAAA"/>
+          <w:insideV w:val="single" w:sz="6" w:color="AAAAAA"/>
+        </w:tblBorders>
+      </w:tblPr>
+      <w:tr>
+        <w:trPr/>
+        <w:tc>
+          <w:tcPr>
+            <w:tcW w:w="2800" w:type="dxa"/>
+            <w:shd w:val="clear" w:fill="2E75B6"/>
+            <w:noWrap/>
+          </w:tcPr>
+          <w:p>
+            <w:pPr/>
+            <w:r>
+              <w:rPr>
+                <w:color w:val="FFFFFF"/>
+                <w:sz w:val="20"/>
+                <w:szCs w:val="20"/>
+                <w:b w:val="1"/>
+                <w:bCs w:val="1"/>
+              </w:rPr>
+              <w:t xml:space="preserve">Declaración / archivo</w:t>
+            </w:r>
+          </w:p>
+        </w:tc>
+        <w:tc>
+          <w:tcPr>
+            <w:tcW w:w="2800" w:type="dxa"/>
+            <w:shd w:val="clear" w:fill="2E75B6"/>
+            <w:noWrap/>
+          </w:tcPr>
+          <w:p>
+            <w:pPr/>
+            <w:r>
+              <w:rPr>
+                <w:color w:val="FFFFFF"/>
+                <w:sz w:val="20"/>
+                <w:szCs w:val="20"/>
+                <w:b w:val="1"/>
+                <w:bCs w:val="1"/>
+              </w:rPr>
+              <w:t xml:space="preserve">Qué ve el sistema</w:t>
+            </w:r>
+          </w:p>
+        </w:tc>
+        <w:tc>
+          <w:tcPr>
+            <w:tcW w:w="2800" w:type="dxa"/>
+            <w:shd w:val="clear" w:fill="2E75B6"/>
+            <w:noWrap/>
+          </w:tcPr>
+          <w:p>
+            <w:pPr/>
+            <w:r>
+              <w:rPr>
+                <w:color w:val="FFFFFF"/>
+                <w:sz w:val="20"/>
+                <w:szCs w:val="20"/>
+                <w:b w:val="1"/>
+                <w:bCs w:val="1"/>
+              </w:rPr>
+              <w:t xml:space="preserve">Efecto de la DEV RET</w:t>
+            </w:r>
+          </w:p>
+        </w:tc>
+        <w:tc>
+          <w:tcPr>
+            <w:tcW w:w="2800" w:type="dxa"/>
+            <w:shd w:val="clear" w:fill="2E75B6"/>
+            <w:noWrap/>
+          </w:tcPr>
+          <w:p>
+            <w:pPr/>
+            <w:r>
+              <w:rPr>
+                <w:color w:val="FFFFFF"/>
+                <w:sz w:val="20"/>
+                <w:szCs w:val="20"/>
+                <w:b w:val="1"/>
+                <w:bCs w:val="1"/>
+              </w:rPr>
+              <w:t xml:space="preserve">Qué debe hacer Contaduría</w:t>
+            </w:r>
+          </w:p>
+        </w:tc>
+      </w:tr>
+      <w:tr>
+        <w:trPr/>
+        <w:tc>
+          <w:tcPr>
+            <w:tcW w:w="2800" w:type="dxa"/>
+            <w:noWrap/>
+          </w:tcPr>
+          <w:p>
+            <w:pPr/>
+            <w:r>
+              <w:rPr>
+                <w:sz w:val="20"/>
+                <w:szCs w:val="20"/>
+              </w:rPr>
+              <w:t xml:space="preserve">SICORE — Retenciones ganancias (imp. proveedores)</w:t>
+            </w:r>
+          </w:p>
+        </w:tc>
+        <w:tc>
+          <w:tcPr>
+            <w:tcW w:w="2800" w:type="dxa"/>
+            <w:noWrap/>
+          </w:tcPr>
+          <w:p>
+            <w:pPr/>
+            <w:r>
+              <w:rPr>
+                <w:sz w:val="20"/>
+                <w:szCs w:val="20"/>
+              </w:rPr>
+              <w:t xml:space="preserve">OP origen → comprobante OP (cod_comp 6) con importe positivo. DEV RET / OPP o CHP con Debe en cuenta RGP / retención ERP negativa → Nota de crédito (cod_comp 3).</w:t>
+            </w:r>
+          </w:p>
+        </w:tc>
+        <w:tc>
+          <w:tcPr>
+            <w:tcW w:w="2800" w:type="dxa"/>
+            <w:noWrap/>
+          </w:tcPr>
+          <w:p>
+            <w:pPr/>
+            <w:r>
+              <w:rPr>
+                <w:sz w:val="20"/>
+                <w:szCs w:val="20"/>
+              </w:rPr>
+              <w:t xml:space="preserve">Suma una línea NC por el monto devuelto (certificado/régimen tomados de la retención origen cuando se puede cruzar).</w:t>
+            </w:r>
+          </w:p>
+        </w:tc>
+        <w:tc>
+          <w:tcPr>
+            <w:tcW w:w="2800" w:type="dxa"/>
+            <w:noWrap/>
+          </w:tcPr>
+          <w:p>
+            <w:pPr/>
+            <w:r>
+              <w:rPr>
+                <w:sz w:val="20"/>
+                <w:szCs w:val="20"/>
+              </w:rPr>
+              <w:t xml:space="preserve">Regenerar SICORE de la quincena de la DEV RET. Conciliar contra el mayor de la cuenta de retención de ganancias (ej. 214010013).</w:t>
+            </w:r>
+          </w:p>
+        </w:tc>
+      </w:tr>
+      <w:tr>
+        <w:trPr/>
+        <w:tc>
+          <w:tcPr>
+            <w:tcW w:w="2800" w:type="dxa"/>
+            <w:noWrap/>
+          </w:tcPr>
+          <w:p>
+            <w:pPr/>
+            <w:r>
+              <w:rPr>
+                <w:sz w:val="20"/>
+                <w:szCs w:val="20"/>
+              </w:rPr>
+              <w:t xml:space="preserve">SICORE — Retenciones IVA</w:t>
+            </w:r>
+          </w:p>
+        </w:tc>
+        <w:tc>
+          <w:tcPr>
+            <w:tcW w:w="2800" w:type="dxa"/>
+            <w:noWrap/>
+          </w:tcPr>
+          <w:p>
+            <w:pPr/>
+            <w:r>
+              <w:rPr>
+                <w:sz w:val="20"/>
+                <w:szCs w:val="20"/>
+              </w:rPr>
+              <w:t xml:space="preserve">Circuito retimov / ERP tiporetención I.</w:t>
+            </w:r>
+          </w:p>
+        </w:tc>
+        <w:tc>
+          <w:tcPr>
+            <w:tcW w:w="2800" w:type="dxa"/>
+            <w:noWrap/>
+          </w:tcPr>
+          <w:p>
+            <w:pPr/>
+            <w:r>
+              <w:rPr>
+                <w:sz w:val="20"/>
+                <w:szCs w:val="20"/>
+              </w:rPr>
+              <w:t xml:space="preserve">Solo si devolvió retención IVA: crédito análogo en el archivo de IVA del período de la DEV RET.</w:t>
+            </w:r>
+          </w:p>
+        </w:tc>
+        <w:tc>
+          <w:tcPr>
+            <w:tcW w:w="2800" w:type="dxa"/>
+            <w:noWrap/>
+          </w:tcPr>
+          <w:p>
+            <w:pPr/>
+            <w:r>
+              <w:rPr>
+                <w:sz w:val="20"/>
+                <w:szCs w:val="20"/>
+              </w:rPr>
+              <w:t xml:space="preserve">Incluir el período de la DEV RET al exportar IVA retenciones; no alcanza con regenerar solo ganancias.</w:t>
+            </w:r>
+          </w:p>
+        </w:tc>
+      </w:tr>
+      <w:tr>
+        <w:trPr/>
+        <w:tc>
+          <w:tcPr>
+            <w:tcW w:w="2800" w:type="dxa"/>
+            <w:noWrap/>
+          </w:tcPr>
+          <w:p>
+            <w:pPr/>
+            <w:r>
+              <w:rPr>
+                <w:sz w:val="20"/>
+                <w:szCs w:val="20"/>
+              </w:rPr>
+              <w:t xml:space="preserve">Ingresos Brutos / ARCIBA (retenciones)</w:t>
+            </w:r>
+          </w:p>
+        </w:tc>
+        <w:tc>
+          <w:tcPr>
+            <w:tcW w:w="2800" w:type="dxa"/>
+            <w:noWrap/>
+          </w:tcPr>
+          <w:p>
+            <w:pPr/>
+            <w:r>
+              <w:rPr>
+                <w:sz w:val="20"/>
+                <w:szCs w:val="20"/>
+              </w:rPr>
+              <w:t xml:space="preserve">Anita retibrmov + ERP. AOP/NC y DEV RET (importe negativo o detalle DEV RET) restan al agrupar por certificado.</w:t>
+            </w:r>
+          </w:p>
+        </w:tc>
+        <w:tc>
+          <w:tcPr>
+            <w:tcW w:w="2800" w:type="dxa"/>
+            <w:noWrap/>
+          </w:tcPr>
+          <w:p>
+            <w:pPr/>
+            <w:r>
+              <w:rPr>
+                <w:sz w:val="20"/>
+                <w:szCs w:val="20"/>
+              </w:rPr>
+              <w:t xml:space="preserve">Baja el neto del certificado/proveedor en el período de la devolución (parcial o total según el monto).</w:t>
+            </w:r>
+          </w:p>
+        </w:tc>
+        <w:tc>
+          <w:tcPr>
+            <w:tcW w:w="2800" w:type="dxa"/>
+            <w:noWrap/>
+          </w:tcPr>
+          <w:p>
+            <w:pPr/>
+            <w:r>
+              <w:rPr>
+                <w:sz w:val="20"/>
+                <w:szCs w:val="20"/>
+              </w:rPr>
+              <w:t xml:space="preserve">Regenerar el archivo IIBB de la jurisdicción y período de la DEV RET. Verificar que no quede duplicado el certificado si Anita ya trajo AOP.</w:t>
+            </w:r>
+          </w:p>
+        </w:tc>
+      </w:tr>
+      <w:tr>
+        <w:trPr/>
+        <w:tc>
+          <w:tcPr>
+            <w:tcW w:w="2800" w:type="dxa"/>
+            <w:noWrap/>
+          </w:tcPr>
+          <w:p>
+            <w:pPr/>
+            <w:r>
+              <w:rPr>
+                <w:sz w:val="20"/>
+                <w:szCs w:val="20"/>
+              </w:rPr>
+              <w:t xml:space="preserve">SUSS (retenciones seguridad social)</w:t>
+            </w:r>
+          </w:p>
+        </w:tc>
+        <w:tc>
+          <w:tcPr>
+            <w:tcW w:w="2800" w:type="dxa"/>
+            <w:noWrap/>
+          </w:tcPr>
+          <w:p>
+            <w:pPr/>
+            <w:r>
+              <w:rPr>
+                <w:sz w:val="20"/>
+                <w:szCs w:val="20"/>
+              </w:rPr>
+              <w:t xml:space="preserve">Si la OP originó retención SUSS y se devolvió esa línea.</w:t>
+            </w:r>
+          </w:p>
+        </w:tc>
+        <w:tc>
+          <w:tcPr>
+            <w:tcW w:w="2800" w:type="dxa"/>
+            <w:noWrap/>
+          </w:tcPr>
+          <w:p>
+            <w:pPr/>
+            <w:r>
+              <w:rPr>
+                <w:sz w:val="20"/>
+                <w:szCs w:val="20"/>
+              </w:rPr>
+              <w:t xml:space="preserve">Crédito en el archivo SUSS del período de la DEV RET (misma idea que ganancias: no sacar la OP origen de CONFIRMADA).</w:t>
+            </w:r>
+          </w:p>
+        </w:tc>
+        <w:tc>
+          <w:tcPr>
+            <w:tcW w:w="2800" w:type="dxa"/>
+            <w:noWrap/>
+          </w:tcPr>
+          <w:p>
+            <w:pPr/>
+            <w:r>
+              <w:rPr>
+                <w:sz w:val="20"/>
+                <w:szCs w:val="20"/>
+              </w:rPr>
+              <w:t xml:space="preserve">Regenerar SUSS del período; si la herramienta aún no espeja SUSS en algún entorno, completar según procedimiento interno.</w:t>
+            </w:r>
+          </w:p>
+        </w:tc>
+      </w:tr>
+      <w:tr>
+        <w:trPr/>
+        <w:tc>
+          <w:tcPr>
+            <w:tcW w:w="2800" w:type="dxa"/>
+            <w:noWrap/>
+          </w:tcPr>
+          <w:p>
+            <w:pPr/>
+            <w:r>
+              <w:rPr>
+                <w:sz w:val="20"/>
+                <w:szCs w:val="20"/>
+              </w:rPr>
+              <w:t xml:space="preserve">IVA compras / Libro IVA (compras)</w:t>
+            </w:r>
+          </w:p>
+        </w:tc>
+        <w:tc>
+          <w:tcPr>
+            <w:tcW w:w="2800" w:type="dxa"/>
+            <w:noWrap/>
+          </w:tcPr>
+          <w:p>
+            <w:pPr/>
+            <w:r>
+              <w:rPr>
+                <w:sz w:val="20"/>
+                <w:szCs w:val="20"/>
+              </w:rPr>
+              <w:t xml:space="preserve">No es el circuito de retención en el pago; son comprobantes de compra.</w:t>
+            </w:r>
+          </w:p>
+        </w:tc>
+        <w:tc>
+          <w:tcPr>
+            <w:tcW w:w="2800" w:type="dxa"/>
+            <w:noWrap/>
+          </w:tcPr>
+          <w:p>
+            <w:pPr/>
+            <w:r>
+              <w:rPr>
+                <w:sz w:val="20"/>
+                <w:szCs w:val="20"/>
+              </w:rPr>
+              <w:t xml:space="preserve">La DEV RET de retenciones de pago no emite NC de compra ni altera el Libro IVA de facturas.</w:t>
+            </w:r>
+          </w:p>
+        </w:tc>
+        <w:tc>
+          <w:tcPr>
+            <w:tcW w:w="2800" w:type="dxa"/>
+            <w:noWrap/>
+          </w:tcPr>
+          <w:p>
+            <w:pPr/>
+            <w:r>
+              <w:rPr>
+                <w:sz w:val="20"/>
+                <w:szCs w:val="20"/>
+              </w:rPr>
+              <w:t xml:space="preserve">No espere ver esta operación en Libro IVA Digital de compras; va por SICORE/IIBB/SUSS de retenciones.</w:t>
+            </w:r>
+          </w:p>
+        </w:tc>
+      </w:tr>
+      <w:tr>
+        <w:trPr/>
+        <w:tc>
+          <w:tcPr>
+            <w:tcW w:w="2800" w:type="dxa"/>
+            <w:noWrap/>
+          </w:tcPr>
+          <w:p>
+            <w:pPr/>
+            <w:r>
+              <w:rPr>
+                <w:sz w:val="20"/>
+                <w:szCs w:val="20"/>
+              </w:rPr>
+              <w:t xml:space="preserve">DDJJ del impuesto a las ganancias de la sociedad / anticipos</w:t>
+            </w:r>
+          </w:p>
+        </w:tc>
+        <w:tc>
+          <w:tcPr>
+            <w:tcW w:w="2800" w:type="dxa"/>
+            <w:noWrap/>
+          </w:tcPr>
+          <w:p>
+            <w:pPr/>
+            <w:r>
+              <w:rPr>
+                <w:sz w:val="20"/>
+                <w:szCs w:val="20"/>
+              </w:rPr>
+              <w:t xml:space="preserve">No se genera automáticamente desde esta herramienta.</w:t>
+            </w:r>
+          </w:p>
+        </w:tc>
+        <w:tc>
+          <w:tcPr>
+            <w:tcW w:w="2800" w:type="dxa"/>
+            <w:noWrap/>
+          </w:tcPr>
+          <w:p>
+            <w:pPr/>
+            <w:r>
+              <w:rPr>
+                <w:sz w:val="20"/>
+                <w:szCs w:val="20"/>
+              </w:rPr>
+              <w:t xml:space="preserve">Solo afecta retenciones practicadas a terceros (pasivo / archivo SICORE), no la DDJJ propia de la empresa.</w:t>
+            </w:r>
+          </w:p>
+        </w:tc>
+        <w:tc>
+          <w:tcPr>
+            <w:tcW w:w="2800" w:type="dxa"/>
+            <w:noWrap/>
+          </w:tcPr>
+          <w:p>
+            <w:pPr/>
+            <w:r>
+              <w:rPr>
+                <w:sz w:val="20"/>
+                <w:szCs w:val="20"/>
+              </w:rPr>
+              <w:t xml:space="preserve">Sin acción adicional en esta herramienta.</w:t>
+            </w:r>
+          </w:p>
+        </w:tc>
+      </w:tr>
+    </w:tbl>
+    <w:p/>
+    <w:p>
+      <w:pPr/>
+      <w:r>
+        <w:rPr>
+          <w:color w:val="666666"/>
+          <w:sz w:val="18"/>
+          <w:szCs w:val="18"/>
+          <w:i w:val="1"/>
+          <w:iCs w:val="1"/>
+        </w:rPr>
+        <w:t xml:space="preserve">Comparación rápida: Devolver retenciones vs Revertir OP</w:t>
+      </w:r>
+    </w:p>
+    <w:tbl>
+      <w:tblGrid>
+        <w:gridCol w:w="2800" w:type="dxa"/>
+        <w:gridCol w:w="2800" w:type="dxa"/>
+        <w:gridCol w:w="2800" w:type="dxa"/>
+      </w:tblGrid>
+      <w:tblPr>
+        <w:tblW w:w="0" w:type="auto"/>
+        <w:tblLayout w:type="autofit"/>
+        <w:tblCellMar>
+          <w:top w:w="80" w:type="dxa"/>
+          <w:left w:w="80" w:type="dxa"/>
+          <w:right w:w="80" w:type="dxa"/>
+          <w:bottom w:w="80" w:type="dxa"/>
+        </w:tblCellMar>
+        <w:tblBorders>
+          <w:top w:val="single" w:sz="6" w:color="AAAAAA"/>
+          <w:left w:val="single" w:sz="6" w:color="AAAAAA"/>
+          <w:right w:val="single" w:sz="6" w:color="AAAAAA"/>
+          <w:bottom w:val="single" w:sz="6" w:color="AAAAAA"/>
+          <w:insideH w:val="single" w:sz="6" w:color="AAAAAA"/>
+          <w:insideV w:val="single" w:sz="6" w:color="AAAAAA"/>
+        </w:tblBorders>
+      </w:tblPr>
+      <w:tr>
+        <w:trPr/>
+        <w:tc>
+          <w:tcPr>
+            <w:tcW w:w="2800" w:type="dxa"/>
+            <w:shd w:val="clear" w:fill="2E75B6"/>
+            <w:noWrap/>
+          </w:tcPr>
+          <w:p>
+            <w:pPr/>
+            <w:r>
+              <w:rPr>
+                <w:color w:val="FFFFFF"/>
+                <w:sz w:val="20"/>
+                <w:szCs w:val="20"/>
+                <w:b w:val="1"/>
+                <w:bCs w:val="1"/>
+              </w:rPr>
+              <w:t xml:space="preserve">Tema</w:t>
+            </w:r>
+          </w:p>
+        </w:tc>
+        <w:tc>
+          <w:tcPr>
+            <w:tcW w:w="2800" w:type="dxa"/>
+            <w:shd w:val="clear" w:fill="2E75B6"/>
+            <w:noWrap/>
+          </w:tcPr>
+          <w:p>
+            <w:pPr/>
+            <w:r>
+              <w:rPr>
+                <w:color w:val="FFFFFF"/>
+                <w:sz w:val="20"/>
+                <w:szCs w:val="20"/>
+                <w:b w:val="1"/>
+                <w:bCs w:val="1"/>
+              </w:rPr>
+              <w:t xml:space="preserve">Devolver retenciones (DEV RET)</w:t>
+            </w:r>
+          </w:p>
+        </w:tc>
+        <w:tc>
+          <w:tcPr>
+            <w:tcW w:w="2800" w:type="dxa"/>
+            <w:shd w:val="clear" w:fill="2E75B6"/>
+            <w:noWrap/>
+          </w:tcPr>
+          <w:p>
+            <w:pPr/>
+            <w:r>
+              <w:rPr>
+                <w:color w:val="FFFFFF"/>
+                <w:sz w:val="20"/>
+                <w:szCs w:val="20"/>
+                <w:b w:val="1"/>
+                <w:bCs w:val="1"/>
+              </w:rPr>
+              <w:t xml:space="preserve">Revertir OP (AOP total)</w:t>
+            </w:r>
+          </w:p>
+        </w:tc>
+      </w:tr>
+      <w:tr>
+        <w:trPr/>
+        <w:tc>
+          <w:tcPr>
+            <w:tcW w:w="2800" w:type="dxa"/>
+            <w:noWrap/>
+          </w:tcPr>
+          <w:p>
+            <w:pPr/>
+            <w:r>
+              <w:rPr>
+                <w:sz w:val="20"/>
+                <w:szCs w:val="20"/>
+              </w:rPr>
+              <w:t xml:space="preserve">Facturas / CC</w:t>
+            </w:r>
+          </w:p>
+        </w:tc>
+        <w:tc>
+          <w:tcPr>
+            <w:tcW w:w="2800" w:type="dxa"/>
+            <w:noWrap/>
+          </w:tcPr>
+          <w:p>
+            <w:pPr/>
+            <w:r>
+              <w:rPr>
+                <w:sz w:val="20"/>
+                <w:szCs w:val="20"/>
+              </w:rPr>
+              <w:t xml:space="preserve">Siguen aplicadas / pagadas</w:t>
+            </w:r>
+          </w:p>
+        </w:tc>
+        <w:tc>
+          <w:tcPr>
+            <w:tcW w:w="2800" w:type="dxa"/>
+            <w:noWrap/>
+          </w:tcPr>
+          <w:p>
+            <w:pPr/>
+            <w:r>
+              <w:rPr>
+                <w:sz w:val="20"/>
+                <w:szCs w:val="20"/>
+              </w:rPr>
+              <w:t xml:space="preserve">Se compensan; vuelven impagas</w:t>
+            </w:r>
+          </w:p>
+        </w:tc>
+      </w:tr>
+      <w:tr>
+        <w:trPr/>
+        <w:tc>
+          <w:tcPr>
+            <w:tcW w:w="2800" w:type="dxa"/>
+            <w:noWrap/>
+          </w:tcPr>
+          <w:p>
+            <w:pPr/>
+            <w:r>
+              <w:rPr>
+                <w:sz w:val="20"/>
+                <w:szCs w:val="20"/>
+              </w:rPr>
+              <w:t xml:space="preserve">Estado OP origen</w:t>
+            </w:r>
+          </w:p>
+        </w:tc>
+        <w:tc>
+          <w:tcPr>
+            <w:tcW w:w="2800" w:type="dxa"/>
+            <w:noWrap/>
+          </w:tcPr>
+          <w:p>
+            <w:pPr/>
+            <w:r>
+              <w:rPr>
+                <w:sz w:val="20"/>
+                <w:szCs w:val="20"/>
+              </w:rPr>
+              <w:t xml:space="preserve">CONFIRMADA</w:t>
+            </w:r>
+          </w:p>
+        </w:tc>
+        <w:tc>
+          <w:tcPr>
+            <w:tcW w:w="2800" w:type="dxa"/>
+            <w:noWrap/>
+          </w:tcPr>
+          <w:p>
+            <w:pPr/>
+            <w:r>
+              <w:rPr>
+                <w:sz w:val="20"/>
+                <w:szCs w:val="20"/>
+              </w:rPr>
+              <w:t xml:space="preserve">REVERTIDA</w:t>
+            </w:r>
+          </w:p>
+        </w:tc>
+      </w:tr>
+      <w:tr>
+        <w:trPr/>
+        <w:tc>
+          <w:tcPr>
+            <w:tcW w:w="2800" w:type="dxa"/>
+            <w:noWrap/>
+          </w:tcPr>
+          <w:p>
+            <w:pPr/>
+            <w:r>
+              <w:rPr>
+                <w:sz w:val="20"/>
+                <w:szCs w:val="20"/>
+              </w:rPr>
+              <w:t xml:space="preserve">Medio de pago</w:t>
+            </w:r>
+          </w:p>
+        </w:tc>
+        <w:tc>
+          <w:tcPr>
+            <w:tcW w:w="2800" w:type="dxa"/>
+            <w:noWrap/>
+          </w:tcPr>
+          <w:p>
+            <w:pPr/>
+            <w:r>
+              <w:rPr>
+                <w:sz w:val="20"/>
+                <w:szCs w:val="20"/>
+              </w:rPr>
+              <w:t xml:space="preserve">Nuevo desembolso (banco/CHP) al proveedor por lo retenido de más</w:t>
+            </w:r>
+          </w:p>
+        </w:tc>
+        <w:tc>
+          <w:tcPr>
+            <w:tcW w:w="2800" w:type="dxa"/>
+            <w:noWrap/>
+          </w:tcPr>
+          <w:p>
+            <w:pPr/>
+            <w:r>
+              <w:rPr>
+                <w:sz w:val="20"/>
+                <w:szCs w:val="20"/>
+              </w:rPr>
+              <w:t xml:space="preserve">Invierte caja/cheques de la OP</w:t>
+            </w:r>
+          </w:p>
+        </w:tc>
+      </w:tr>
+      <w:tr>
+        <w:trPr/>
+        <w:tc>
+          <w:tcPr>
+            <w:tcW w:w="2800" w:type="dxa"/>
+            <w:noWrap/>
+          </w:tcPr>
+          <w:p>
+            <w:pPr/>
+            <w:r>
+              <w:rPr>
+                <w:sz w:val="20"/>
+                <w:szCs w:val="20"/>
+              </w:rPr>
+              <w:t xml:space="preserve">SICORE / IIBB</w:t>
+            </w:r>
+          </w:p>
+        </w:tc>
+        <w:tc>
+          <w:tcPr>
+            <w:tcW w:w="2800" w:type="dxa"/>
+            <w:noWrap/>
+          </w:tcPr>
+          <w:p>
+            <w:pPr/>
+            <w:r>
+              <w:rPr>
+                <w:sz w:val="20"/>
+                <w:szCs w:val="20"/>
+              </w:rPr>
+              <w:t xml:space="preserve">Crédito NC / resta en período de la DEV RET</w:t>
+            </w:r>
+          </w:p>
+        </w:tc>
+        <w:tc>
+          <w:tcPr>
+            <w:tcW w:w="2800" w:type="dxa"/>
+            <w:noWrap/>
+          </w:tcPr>
+          <w:p>
+            <w:pPr/>
+            <w:r>
+              <w:rPr>
+                <w:sz w:val="20"/>
+                <w:szCs w:val="20"/>
+              </w:rPr>
+              <w:t xml:space="preserve">La OP sale de CONFIRMADA; el AOP anula en Anita</w:t>
+            </w:r>
+          </w:p>
+        </w:tc>
+      </w:tr>
+      <w:tr>
+        <w:trPr/>
+        <w:tc>
+          <w:tcPr>
+            <w:tcW w:w="2800" w:type="dxa"/>
+            <w:noWrap/>
+          </w:tcPr>
+          <w:p>
+            <w:pPr/>
+            <w:r>
+              <w:rPr>
+                <w:sz w:val="20"/>
+                <w:szCs w:val="20"/>
+              </w:rPr>
+              <w:t xml:space="preserve">Cuándo usarlo</w:t>
+            </w:r>
+          </w:p>
+        </w:tc>
+        <w:tc>
+          <w:tcPr>
+            <w:tcW w:w="2800" w:type="dxa"/>
+            <w:noWrap/>
+          </w:tcPr>
+          <w:p>
+            <w:pPr/>
+            <w:r>
+              <w:rPr>
+                <w:sz w:val="20"/>
+                <w:szCs w:val="20"/>
+              </w:rPr>
+              <w:t xml:space="preserve">Retención mal practicada; pago OK</w:t>
+            </w:r>
+          </w:p>
+        </w:tc>
+        <w:tc>
+          <w:tcPr>
+            <w:tcW w:w="2800" w:type="dxa"/>
+            <w:noWrap/>
+          </w:tcPr>
+          <w:p>
+            <w:pPr/>
+            <w:r>
+              <w:rPr>
+                <w:sz w:val="20"/>
+                <w:szCs w:val="20"/>
+              </w:rPr>
+              <w:t xml:space="preserve">El pago entero no debió existir</w:t>
+            </w:r>
+          </w:p>
+        </w:tc>
+      </w:tr>
+    </w:tbl>
+    <w:p/>
+    <w:p>
+      <w:pPr>
+        <w:numPr>
+          <w:ilvl w:val="0"/>
+          <w:numId w:val=""/>
+        </w:numPr>
+      </w:pPr>
+      <w:r>
+        <w:rPr/>
+        <w:t xml:space="preserve">Ejemplo: OP 14/10 con ret. G $16.640; DEV RET 15/10 por $16.640 → en la 2ª quincena de octubre SICORE debe listar la OP y la NC; el mayor de RGP cierra si ambos movimientos están en el período.</w:t>
+      </w:r>
+    </w:p>
+    <w:p>
+      <w:pPr>
+        <w:numPr>
+          <w:ilvl w:val="0"/>
+          <w:numId w:val=""/>
+        </w:numPr>
+      </w:pPr>
+      <w:r>
+        <w:rPr/>
+        <w:t xml:space="preserve">Si alguien cargó antes un OPP de Ingreso/Egreso “suelto” contra la cuenta de retención, Contaduría debe preferir la reparación vía OP DEV RET (o el comando de reparación interno) para que las presentaciones lean el crédito por sistema.</w:t>
+      </w:r>
+    </w:p>
+    <w:p>
+      <w:pPr>
+        <w:numPr>
+          <w:ilvl w:val="0"/>
+          <w:numId w:val=""/>
+        </w:numPr>
+      </w:pPr>
+      <w:r>
+        <w:rPr/>
+        <w:t xml:space="preserve">Siempre archive la impresión de la OP hija DEV RET junto al certificado original.</w:t>
+      </w:r>
+    </w:p>
+    <w:p/>
+    <w:p>
+      <w:pPr>
+        <w:pStyle w:val="Heading2"/>
+      </w:pPr>
+      <w:bookmarkStart w:id="20" w:name="_Toc20"/>
+      <w:r>
+        <w:t>19. Relación con OP, SP e IE</w:t>
+      </w:r>
+      <w:bookmarkEnd w:id="20"/>
+    </w:p>
+    <w:p>
+      <w:pPr>
+        <w:jc w:val="both"/>
+        <w:spacing w:after="120"/>
+      </w:pPr>
+      <w:r>
+        <w:rPr>
+          <w:sz w:val="22"/>
+          <w:szCs w:val="22"/>
+        </w:rPr>
+        <w:t xml:space="preserve">Órdenes de pago (`compras/pagoproveedor`): documento de ejecución del lote (retenciones, aplicación a CC, asiento). Pueden existir OP sin propuesta si la configuración lo permite. Desde ahí también se opera la devolución parcial de retenciones (cap. 17).</w:t>
+      </w:r>
+    </w:p>
+    <w:p>
+      <w:pPr>
+        <w:jc w:val="both"/>
+        <w:spacing w:after="120"/>
+      </w:pPr>
+      <w:r>
+        <w:rPr>
+          <w:sz w:val="22"/>
+          <w:szCs w:val="22"/>
+        </w:rPr>
+        <w:t xml:space="preserve">Solicitud de pago: canal de gastos/conceptos con su propio árbol. En el cockpit aparecen junto a las propuestas para ver la cola completa de tesorería.</w:t>
+      </w:r>
+    </w:p>
+    <w:p>
+      <w:pPr>
+        <w:jc w:val="both"/>
+        <w:spacing w:after="120"/>
+      </w:pPr>
+      <w:r>
+        <w:rPr>
+          <w:sz w:val="22"/>
+          <w:szCs w:val="22"/>
+        </w:rPr>
+        <w:t xml:space="preserve">Ingreso/Egreso: omnibus de caja (transferencias entre cuentas, canje de cheques, etc.). No lleva el árbol de retenciones AP; el selector de modo de uso ayuda a elegir el circuito correcto al crear. No use IE para “devolver retención” si existe la herramienta DEV RET en la OP.</w:t>
+      </w:r>
+    </w:p>
+    <w:p>
+      <w:pPr>
+        <w:jc w:val="both"/>
+        <w:spacing w:after="120"/>
+      </w:pPr>
+      <w:r>
+        <w:rPr>
+          <w:sz w:val="22"/>
+          <w:szCs w:val="22"/>
+        </w:rPr>
         <w:t xml:space="preserve">No mezcle conceptos: la autorización premium de pagos a proveedores vive en la Propuesta; la SP autoriza otro tipo de desembolso; el IE mueve caja. La proyección solo informa; no genera OP.</w:t>
       </w:r>
     </w:p>
@@ -9982,11 +11987,11 @@
       <w:pPr>
         <w:pStyle w:val="Heading2"/>
       </w:pPr>
-      <w:bookmarkStart w:id="18" w:name="_Toc18"/>
-      <w:r>
-        <w:t>18. Buenas prácticas y preguntas frecuentes</w:t>
-      </w:r>
-      <w:bookmarkEnd w:id="18"/>
+      <w:bookmarkStart w:id="21" w:name="_Toc21"/>
+      <w:r>
+        <w:t>20. Buenas prácticas y preguntas frecuentes</w:t>
+      </w:r>
+      <w:bookmarkEnd w:id="21"/>
     </w:p>
     <w:p>
       <w:pPr>
@@ -10482,6 +12487,111 @@
           </w:p>
         </w:tc>
       </w:tr>
+      <w:tr>
+        <w:trPr/>
+        <w:tc>
+          <w:tcPr>
+            <w:tcW w:w="2800" w:type="dxa"/>
+            <w:noWrap/>
+          </w:tcPr>
+          <w:p>
+            <w:pPr/>
+            <w:r>
+              <w:rPr>
+                <w:sz w:val="20"/>
+                <w:szCs w:val="20"/>
+              </w:rPr>
+              <w:t xml:space="preserve">¿Retención mal practicada?</w:t>
+            </w:r>
+          </w:p>
+        </w:tc>
+        <w:tc>
+          <w:tcPr>
+            <w:tcW w:w="2800" w:type="dxa"/>
+            <w:noWrap/>
+          </w:tcPr>
+          <w:p>
+            <w:pPr/>
+            <w:r>
+              <w:rPr>
+                <w:sz w:val="20"/>
+                <w:szCs w:val="20"/>
+              </w:rPr>
+              <w:t xml:space="preserve">OP → Devolver retenciones (no Revertir). Luego regenerar SICORE/IIBB del período.</w:t>
+            </w:r>
+          </w:p>
+        </w:tc>
+      </w:tr>
+      <w:tr>
+        <w:trPr/>
+        <w:tc>
+          <w:tcPr>
+            <w:tcW w:w="2800" w:type="dxa"/>
+            <w:noWrap/>
+          </w:tcPr>
+          <w:p>
+            <w:pPr/>
+            <w:r>
+              <w:rPr>
+                <w:sz w:val="20"/>
+                <w:szCs w:val="20"/>
+              </w:rPr>
+              <w:t xml:space="preserve">¿Por qué no veo Devolver retenciones?</w:t>
+            </w:r>
+          </w:p>
+        </w:tc>
+        <w:tc>
+          <w:tcPr>
+            <w:tcW w:w="2800" w:type="dxa"/>
+            <w:noWrap/>
+          </w:tcPr>
+          <w:p>
+            <w:pPr/>
+            <w:r>
+              <w:rPr>
+                <w:sz w:val="20"/>
+                <w:szCs w:val="20"/>
+              </w:rPr>
+              <w:t xml:space="preserve">Falta permiso `devolver-retenciones-pagoproveedor`, o la OP no tiene retenciones / no está confirmada.</w:t>
+            </w:r>
+          </w:p>
+        </w:tc>
+      </w:tr>
+      <w:tr>
+        <w:trPr/>
+        <w:tc>
+          <w:tcPr>
+            <w:tcW w:w="2800" w:type="dxa"/>
+            <w:noWrap/>
+          </w:tcPr>
+          <w:p>
+            <w:pPr/>
+            <w:r>
+              <w:rPr>
+                <w:sz w:val="20"/>
+                <w:szCs w:val="20"/>
+              </w:rPr>
+              <w:t xml:space="preserve">¿La DEV RET imprime sola?</w:t>
+            </w:r>
+          </w:p>
+        </w:tc>
+        <w:tc>
+          <w:tcPr>
+            <w:tcW w:w="2800" w:type="dxa"/>
+            <w:noWrap/>
+          </w:tcPr>
+          <w:p>
+            <w:pPr/>
+            <w:r>
+              <w:rPr>
+                <w:sz w:val="20"/>
+                <w:szCs w:val="20"/>
+              </w:rPr>
+              <w:t xml:space="preserve">Sí: al confirmar se abre la impresión de la OP hija.</w:t>
+            </w:r>
+          </w:p>
+        </w:tc>
+      </w:tr>
     </w:tbl>
     <w:p/>
     <w:p>
@@ -10493,7 +12603,7 @@
       </w:pPr>
       <w:r>
         <w:rPr/>
-        <w:t xml:space="preserve">Si el período contable está cerrado, la ejecución de OP fallará: coordine con Contabilidad.</w:t>
+        <w:t xml:space="preserve">Si el período contable está cerrado, la ejecución de OP o la DEV RET fallará: coordine con Contabilidad.</w:t>
       </w:r>
     </w:p>
     <w:p>
@@ -10505,7 +12615,7 @@
       </w:pPr>
       <w:r>
         <w:rPr/>
-        <w:t xml:space="preserve">Para soporte técnico, indique ID de propuesta, estado, y si el lote está ENVIADO; o filtros de la proyección si el problema es el informe.</w:t>
+        <w:t xml:space="preserve">Para soporte técnico, indique ID de propuesta, estado, y si el lote está ENVIADO; o filtros de la proyección si el problema es el informe; o ID de OP origen + DEV RET si el tema es retenciones/SICORE.</w:t>
       </w:r>
     </w:p>
     <w:p/>
